--- a/Resume/03Sep2026_SrikanthTurpu_Resume.docx
+++ b/Resume/03Sep2026_SrikanthTurpu_Resume.docx
@@ -1,6 +1,6 @@
 
 <file path=word/document.xml><?xml version="1.0" encoding="utf-8"?>
-<w:document xmlns:wpc="http://schemas.microsoft.com/office/word/2010/wordprocessingCanvas" xmlns:cx="http://schemas.microsoft.com/office/drawing/2014/chartex" xmlns:cx1="http://schemas.microsoft.com/office/drawing/2015/9/8/chartex" xmlns:cx2="http://schemas.microsoft.com/office/drawing/2015/10/21/chartex" xmlns:cx3="http://schemas.microsoft.com/office/drawing/2016/5/9/chartex" xmlns:cx4="http://schemas.microsoft.com/office/drawing/2016/5/10/chartex" xmlns:cx5="http://schemas.microsoft.com/office/drawing/2016/5/11/chartex" xmlns:cx6="http://schemas.microsoft.com/office/drawing/2016/5/12/chartex" xmlns:cx7="http://schemas.microsoft.com/office/drawing/2016/5/13/chartex" xmlns:cx8="http://schemas.microsoft.com/office/drawing/2016/5/14/chartex" xmlns:mc="http://schemas.openxmlformats.org/markup-compatibility/2006" xmlns:aink="http://schemas.microsoft.com/office/drawing/2016/ink" xmlns:am3d="http://schemas.microsoft.com/office/drawing/2017/model3d" xmlns:o="urn:schemas-microsoft-com:office:office" xmlns:oel="http://schemas.microsoft.com/office/2019/extlst" xmlns:r="http://schemas.openxmlformats.org/officeDocument/2006/relationships" xmlns:m="http://schemas.openxmlformats.org/officeDocument/2006/math" xmlns:v="urn:schemas-microsoft-com:vml" xmlns:wp14="http://schemas.microsoft.com/office/word/2010/wordprocessingDrawing" xmlns:wp="http://schemas.openxmlformats.org/drawingml/2006/wordprocessingDrawing" xmlns:w10="urn:schemas-microsoft-com:office:word" xmlns:w="http://schemas.openxmlformats.org/wordprocessingml/2006/main" xmlns:w14="http://schemas.microsoft.com/office/word/2010/wordml" xmlns:w15="http://schemas.microsoft.com/office/word/2012/wordml" xmlns:w16cei="http://schemas.microsoft.com/office/word/2026/wordml/cei" xmlns:w16cex="http://schemas.microsoft.com/office/word/2018/wordml/cex" xmlns:w16cid="http://schemas.microsoft.com/office/word/2016/wordml/cid" xmlns:w16="http://schemas.microsoft.com/office/word/2018/wordml" xmlns:w16du="http://schemas.microsoft.com/office/word/2023/wordml/word16du" xmlns:w16sdtdh="http://schemas.microsoft.com/office/word/2020/wordml/sdtdatahash" xmlns:w16sdtfl="http://schemas.microsoft.com/office/word/2024/wordml/sdtformatlock" xmlns:w16se="http://schemas.microsoft.com/office/word/2015/wordml/symex" xmlns:wpg="http://schemas.microsoft.com/office/word/2010/wordprocessingGroup" xmlns:wpi="http://schemas.microsoft.com/office/word/2010/wordprocessingInk" xmlns:wne="http://schemas.microsoft.com/office/word/2006/wordml" xmlns:wps="http://schemas.microsoft.com/office/word/2010/wordprocessingShape" mc:Ignorable="w14 w15 w16se w16cid w16 w16cex w16sdtdh w16sdtfl w16du wp14">
+<w:document xmlns:wpc="http://schemas.microsoft.com/office/word/2010/wordprocessingCanvas" xmlns:cx="http://schemas.microsoft.com/office/drawing/2014/chartex" xmlns:cx1="http://schemas.microsoft.com/office/drawing/2015/9/8/chartex" xmlns:cx2="http://schemas.microsoft.com/office/drawing/2015/10/21/chartex" xmlns:cx3="http://schemas.microsoft.com/office/drawing/2016/5/9/chartex" xmlns:cx4="http://schemas.microsoft.com/office/drawing/2016/5/10/chartex" xmlns:cx5="http://schemas.microsoft.com/office/drawing/2016/5/11/chartex" xmlns:cx6="http://schemas.microsoft.com/office/drawing/2016/5/12/chartex" xmlns:cx7="http://schemas.microsoft.com/office/drawing/2016/5/13/chartex" xmlns:cx8="http://schemas.microsoft.com/office/drawing/2016/5/14/chartex" xmlns:mc="http://schemas.openxmlformats.org/markup-compatibility/2006" xmlns:aink="http://schemas.microsoft.com/office/drawing/2016/ink" xmlns:am3d="http://schemas.microsoft.com/office/drawing/2017/model3d" xmlns:o="urn:schemas-microsoft-com:office:office" xmlns:oel="http://schemas.microsoft.com/office/2019/extlst" xmlns:r="http://schemas.openxmlformats.org/officeDocument/2006/relationships" xmlns:m="http://schemas.openxmlformats.org/officeDocument/2006/math" xmlns:v="urn:schemas-microsoft-com:vml" xmlns:wp14="http://schemas.microsoft.com/office/word/2010/wordprocessingDrawing" xmlns:wp="http://schemas.openxmlformats.org/drawingml/2006/wordprocessingDrawing" xmlns:w10="urn:schemas-microsoft-com:office:word" xmlns:w="http://schemas.openxmlformats.org/wordprocessingml/2006/main" xmlns:w14="http://schemas.microsoft.com/office/word/2010/wordml" xmlns:w15="http://schemas.microsoft.com/office/word/2012/wordml" xmlns:w16cex="http://schemas.microsoft.com/office/word/2018/wordml/cex" xmlns:w16cid="http://schemas.microsoft.com/office/word/2016/wordml/cid" xmlns:w16="http://schemas.microsoft.com/office/word/2018/wordml" xmlns:w16du="http://schemas.microsoft.com/office/word/2023/wordml/word16du" xmlns:w16sdtdh="http://schemas.microsoft.com/office/word/2020/wordml/sdtdatahash" xmlns:w16sdtfl="http://schemas.microsoft.com/office/word/2024/wordml/sdtformatlock" xmlns:w16se="http://schemas.microsoft.com/office/word/2015/wordml/symex" xmlns:wpg="http://schemas.microsoft.com/office/word/2010/wordprocessingGroup" xmlns:wpi="http://schemas.microsoft.com/office/word/2010/wordprocessingInk" xmlns:wne="http://schemas.microsoft.com/office/word/2006/wordml" xmlns:wps="http://schemas.microsoft.com/office/word/2010/wordprocessingShape" mc:Ignorable="w14 w15 w16se w16cid w16 w16cex w16sdtdh w16sdtfl w16du wp14">
   <w:body>
     <w:p>
       <w:pPr>
@@ -160,18 +160,7 @@
                                 <w:sz w:val="28"/>
                                 <w:szCs w:val="28"/>
                               </w:rPr>
-                              <w:t>9</w:t>
-                            </w:r>
-                            <w:r>
-                              <w:rPr>
-                                <w:rFonts w:ascii="Arial" w:hAnsi="Arial" w:cs="Arial"/>
-                                <w:b/>
-                                <w:bCs/>
-                                <w:color w:val="FFFFFF" w:themeColor="background1"/>
-                                <w:sz w:val="28"/>
-                                <w:szCs w:val="28"/>
-                              </w:rPr>
-                              <w:t>032903214</w:t>
+                              <w:t>9032903214</w:t>
                             </w:r>
                           </w:p>
                           <w:p>
@@ -236,13 +225,13 @@
               </wp:anchor>
             </w:drawing>
           </mc:Choice>
-          <mc:Fallback>
+          <mc:Fallback xmlns:w16cei="http://schemas.microsoft.com/office/word/2026/wordml/cei">
             <w:pict>
               <v:shapetype w14:anchorId="7B13D51A" id="_x0000_t202" coordsize="21600,21600" o:spt="202" path="m,l,21600r21600,l21600,xe">
                 <v:stroke joinstyle="miter"/>
                 <v:path gradientshapeok="t" o:connecttype="rect"/>
               </v:shapetype>
-              <v:shape id="Text Box 2" o:spid="_x0000_s1026" type="#_x0000_t202" style="position:absolute;margin-left:0;margin-top:0;width:206.5pt;height:187pt;z-index:251660288;visibility:visible;mso-wrap-style:square;mso-width-percent:0;mso-height-percent:0;mso-wrap-distance-left:9pt;mso-wrap-distance-top:5in;mso-wrap-distance-right:9pt;mso-wrap-distance-bottom:0;mso-position-horizontal:left;mso-position-horizontal-relative:margin;mso-position-vertical:absolute;mso-position-vertical-relative:text;mso-width-percent:0;mso-height-percent:0;mso-width-relative:margin;mso-height-relative:margin;v-text-anchor:top" o:gfxdata="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" fillcolor="#803c0e" strokeweight=".5pt">
+              <v:shape id="Text Box 2" o:spid="_x0000_s1026" type="#_x0000_t202" style="position:absolute;margin-left:0;margin-top:0;width:206.5pt;height:187pt;z-index:251660288;visibility:visible;mso-wrap-style:square;mso-width-percent:0;mso-height-percent:0;mso-wrap-distance-left:9pt;mso-wrap-distance-top:5in;mso-wrap-distance-right:9pt;mso-wrap-distance-bottom:0;mso-position-horizontal:left;mso-position-horizontal-relative:margin;mso-position-vertical:absolute;mso-position-vertical-relative:text;mso-width-percent:0;mso-height-percent:0;mso-width-relative:margin;mso-height-relative:margin;v-text-anchor:top" o:gfxdata="UEsDBBQABgAIAAAAIQC2gziS/gAAAOEBAAATAAAAW0NvbnRlbnRfVHlwZXNdLnhtbJSRQU7DMBBF 90jcwfIWJU67QAgl6YK0S0CoHGBkTxKLZGx5TGhvj5O2G0SRWNoz/78nu9wcxkFMGNg6quQqL6RA 0s5Y6ir5vt9lD1JwBDIwOMJKHpHlpr69KfdHjyxSmriSfYz+USnWPY7AufNIadK6MEJMx9ApD/oD OlTrorhX2lFEilmcO2RdNtjC5xDF9pCuTyYBB5bi6bQ4syoJ3g9WQ0ymaiLzg5KdCXlKLjvcW893 SUOqXwnz5DrgnHtJTxOsQfEKIT7DmDSUCaxw7Rqn8787ZsmRM9e2VmPeBN4uqYvTtW7jvijg9N/y JsXecLq0q+WD6m8AAAD//wMAUEsDBBQABgAIAAAAIQA4/SH/1gAAAJQBAAALAAAAX3JlbHMvLnJl bHOkkMFqwzAMhu+DvYPRfXGawxijTi+j0GvpHsDYimMaW0Yy2fr2M4PBMnrbUb/Q94l/f/hMi1qR JVI2sOt6UJgd+ZiDgffL8ekFlFSbvV0oo4EbChzGx4f9GRdb25HMsYhqlCwG5lrLq9biZkxWOiqY 22YiTra2kYMu1l1tQD30/bPm3wwYN0x18gb45AdQl1tp5j/sFB2T0FQ7R0nTNEV3j6o9feQzro1i OWA14Fm+Q8a1a8+Bvu/d/dMb2JY5uiPbhG/ktn4cqGU/er3pcvwCAAD//wMAUEsDBBQABgAIAAAA IQAVfCvIOQIAAH4EAAAOAAAAZHJzL2Uyb0RvYy54bWysVEtv2zAMvg/YfxB0X+w4j7ZGnCJLl2FA 0BZIh55lWY6NyaImKbGzXz9KcR5rdxp2kUmR+kh+JD277xpJ9sLYGlRGh4OYEqE4FLXaZvT7y+rT LSXWMVUwCUpk9CAsvZ9//DBrdSoSqEAWwhAEUTZtdUYr53QaRZZXomF2AFooNJZgGuZQNduoMKxF 9EZGSRxPoxZMoQ1wYS3ePhyNdB7wy1Jw91SWVjgiM4q5uXCacOb+jOYzlm4N01XN+zTYP2TRsFph 0DPUA3OM7Ez9DqqpuQELpRtwaCIoy5qLUANWM4zfVLOpmBahFiTH6jNN9v/B8sf9Rj8b4rrP0GED PSGttqnFS19PV5rGfzFTgnak8HCmTXSOcLxMpkkymaCJoy0Z3Yzv4kBsdHmujXVfBTTECxk12JdA F9uvrcOQ6Hpy8dEsyLpY1VIGxWzzpTRkz7CHt/FoGX/xWeKTP9ykIm1GpyNM5B2Exz5D5JLxH+8R EE8qhL1U7yXX5V1PSQ7FAZkycBwiq/mqRtw1s+6ZGZwaZAA3wT3hUUrAZKCXKKnA/PrbvffHZqKV khanMKP2544ZQYn8prDNd8Px2I9tUMaTmwQVc23Jry1q1ywBSRrizmkeRO/v5EksDTSvuDALHxVN THGMnVF3EpfuuBu4cFwsFsEJB1Uzt1YbzT20J9fz+dK9MqP7hjqchUc4zStL3/T16OtfKljsHJR1 aLon+MhqzzsOeWhsv5B+i6714HX5bcx/AwAA//8DAFBLAwQUAAYACAAAACEACmx3r9kAAAAFAQAA DwAAAGRycy9kb3ducmV2LnhtbEyPwU7DMAyG70i8Q2QkLoil6wpDpemEENw4sLEHcBvTViROabKt vD2GC1ws/fqtz5+rzeydOtIUh8AGlosMFHEb7MCdgf3b8/UdqJiQLbrAZOCLImzq87MKSxtOvKXj LnVKIBxLNNCnNJZax7Ynj3ERRmLp3sPkMUmcOm0nPAncO51n2a32OLBc6HGkx57aj93BCyV/jU9z VsSha/Yuv1nji736NObyYn64B5VoTn/L8KMv6lCLUxMObKNyBuSR9DulK5YriY2B1brIQNeV/m9f fwMAAP//AwBQSwECLQAUAAYACAAAACEAtoM4kv4AAADhAQAAEwAAAAAAAAAAAAAAAAAAAAAAW0Nv bnRlbnRfVHlwZXNdLnhtbFBLAQItABQABgAIAAAAIQA4/SH/1gAAAJQBAAALAAAAAAAAAAAAAAAA AC8BAABfcmVscy8ucmVsc1BLAQItABQABgAIAAAAIQAVfCvIOQIAAH4EAAAOAAAAAAAAAAAAAAAA AC4CAABkcnMvZTJvRG9jLnhtbFBLAQItABQABgAIAAAAIQAKbHev2QAAAAUBAAAPAAAAAAAAAAAA AAAAAJMEAABkcnMvZG93bnJldi54bWxQSwUGAAAAAAQABADzAAAAmQUAAAAA " fillcolor="#803c0e" strokeweight=".5pt">
                 <v:textbox>
                   <w:txbxContent>
                     <w:p>
@@ -349,18 +338,7 @@
                           <w:sz w:val="28"/>
                           <w:szCs w:val="28"/>
                         </w:rPr>
-                        <w:t>9</w:t>
-                      </w:r>
-                      <w:r>
-                        <w:rPr>
-                          <w:rFonts w:ascii="Arial" w:hAnsi="Arial" w:cs="Arial"/>
-                          <w:b/>
-                          <w:bCs/>
-                          <w:color w:val="FFFFFF" w:themeColor="background1"/>
-                          <w:sz w:val="28"/>
-                          <w:szCs w:val="28"/>
-                        </w:rPr>
-                        <w:t>032903214</w:t>
+                        <w:t>9032903214</w:t>
                       </w:r>
                     </w:p>
                     <w:p>
@@ -552,16 +530,7 @@
                                 <w:w w:val="95"/>
                                 <w:sz w:val="21"/>
                               </w:rPr>
-                              <w:t xml:space="preserve">Self-motivated, innovative, and goal-oriented QA professional </w:t>
-                            </w:r>
-                            <w:r>
-                              <w:rPr>
-                                <w:rFonts w:ascii="Arial" w:hAnsi="Arial" w:cs="Arial"/>
-                                <w:bCs/>
-                                <w:color w:val="7B3811"/>
-                                <w:sz w:val="21"/>
-                              </w:rPr>
-                              <w:t>with 14 years of experience in software quality assurance and testing. Proficient in designing and implementing robust testing strategies to ensure the delivery of high-quality software products. Adept at leading cross-functional teams, mentoring junior QA professionals, and collaborating with stakeholders to meet project goals and objectives.</w:t>
+                              <w:t>Hands-on QA automation professional with 14 years of experience personally designing, building, and maintaining end-to-end test automation frameworks across web, mobile, and API layers. Combines deep individual-contributor expertise with the ability to lead cross-functional teams, mentor QA engineers, and align testing strategy with business goals — consistently delivering high-quality, production-ready software faster.</w:t>
                             </w:r>
                           </w:p>
                           <w:p>
@@ -687,61 +656,7 @@
                                 <w:color w:val="7B3811"/>
                                 <w:sz w:val="21"/>
                               </w:rPr>
-                              <w:t xml:space="preserve">Proficient in developing and maintaining automated test scripts using industry-standard testing tools and frameworks such as </w:t>
-                            </w:r>
-                            <w:r>
-                              <w:rPr>
-                                <w:rFonts w:ascii="Arial" w:hAnsi="Arial" w:cs="Arial"/>
-                                <w:b/>
-                                <w:color w:val="7B3811"/>
-                                <w:sz w:val="21"/>
-                              </w:rPr>
-                              <w:t>Playwright</w:t>
-                            </w:r>
-                            <w:r>
-                              <w:rPr>
-                                <w:rFonts w:ascii="Arial" w:hAnsi="Arial" w:cs="Arial"/>
-                                <w:bCs/>
-                                <w:color w:val="7B3811"/>
-                                <w:sz w:val="21"/>
-                              </w:rPr>
-                              <w:t xml:space="preserve">, </w:t>
-                            </w:r>
-                            <w:r>
-                              <w:rPr>
-                                <w:rFonts w:ascii="Arial" w:hAnsi="Arial" w:cs="Arial"/>
-                                <w:b/>
-                                <w:color w:val="7B3811"/>
-                                <w:sz w:val="21"/>
-                              </w:rPr>
-                              <w:t>Cypress</w:t>
-                            </w:r>
-                            <w:r>
-                              <w:rPr>
-                                <w:rFonts w:ascii="Arial" w:hAnsi="Arial" w:cs="Arial"/>
-                                <w:bCs/>
-                                <w:color w:val="7B3811"/>
-                                <w:sz w:val="21"/>
-                              </w:rPr>
-                              <w:t>, Robot Framework, Selenium, Appium</w:t>
-                            </w:r>
-                            <w:r>
-                              <w:rPr>
-                                <w:rFonts w:ascii="Arial" w:hAnsi="Arial" w:cs="Arial"/>
-                                <w:bCs/>
-                                <w:color w:val="7B3811"/>
-                                <w:sz w:val="21"/>
-                              </w:rPr>
-                              <w:t xml:space="preserve"> and </w:t>
-                            </w:r>
-                            <w:r>
-                              <w:rPr>
-                                <w:rFonts w:ascii="Arial" w:hAnsi="Arial" w:cs="Arial"/>
-                                <w:bCs/>
-                                <w:color w:val="7B3811"/>
-                                <w:sz w:val="21"/>
-                              </w:rPr>
-                              <w:t>TypeScript, as an individual contributor.</w:t>
+                              <w:t>Hands-on individual contributor who designs, develops, and maintains automation frameworks and test scripts using Playwright, Cypress, Robot Framework, Selenium, Appium, and TypeScript.</w:t>
                             </w:r>
                           </w:p>
                           <w:p>
@@ -841,7 +756,7 @@
                                 <w:color w:val="7B3811"/>
                                 <w:sz w:val="21"/>
                               </w:rPr>
-                              <w:t>Experienced in integrating automated testing into CI/CD pipelines to enable continuous validation of every code release.</w:t>
+                              <w:t>Integrated automated testing into CI/CD pipelines (GitHub Actions, Jenkins) to enable continuous validation on every release.</w:t>
                             </w:r>
                           </w:p>
                           <w:p>
@@ -868,7 +783,7 @@
                                 <w:color w:val="7B3811"/>
                                 <w:sz w:val="21"/>
                               </w:rPr>
-                              <w:t>Deep domain expertise across Healthcare, E-Commerce, Mobile, OTT, and Enterprise applications, built over 14+ years of hands-on QA experience.</w:t>
+                              <w:t>Built deep domain expertise across Healthcare, E-Commerce, Mobile, OTT, and Enterprise applications over 14+ years of hands-on QA automation experience.</w:t>
                             </w:r>
                           </w:p>
                           <w:p>
@@ -895,7 +810,7 @@
                                 <w:color w:val="7B3811"/>
                                 <w:sz w:val="21"/>
                               </w:rPr>
-                              <w:t>Skilled in test planning, execution, defect tracking, and developing comprehensive test strategies to ensure efficient, end-to-end software quality and reliability.</w:t>
+                              <w:t>Own end-to-end test planning, execution, and defect tracking, translating business requirements into comprehensive test strategies that drive software quality and reliability.</w:t>
                             </w:r>
                           </w:p>
                           <w:p>
@@ -922,7 +837,7 @@
                                 <w:color w:val="7B3811"/>
                                 <w:sz w:val="21"/>
                               </w:rPr>
-                              <w:t>Experienced in leading and mentoring QA teams, providing technical guidance and fostering a collaborative, high-performing testing culture.</w:t>
+                              <w:t>Lead and mentor QA teams alongside individual-contributor work, providing technical guidance and fostering a collaborative, high-performing testing culture.</w:t>
                             </w:r>
                           </w:p>
                           <w:p>
@@ -949,7 +864,7 @@
                                 <w:color w:val="7B3811"/>
                                 <w:sz w:val="21"/>
                               </w:rPr>
-                              <w:t>Adept at identifying and assessing risks and dependencies that may impact testing efforts, communicating them clearly to project stakeholders.</w:t>
+                              <w:t>Proactively identify and assess risks and dependencies that could impact testing timelines, communicating them clearly to stakeholders.</w:t>
                             </w:r>
                           </w:p>
                           <w:p>
@@ -976,7 +891,7 @@
                                 <w:color w:val="7B3811"/>
                                 <w:sz w:val="21"/>
                               </w:rPr>
-                              <w:t>Competent in configuring and maintaining test environments that accurately mirror production settings.</w:t>
+                              <w:t>Configure and maintain test environments that accurately mirror production, minimizing environment-related defects.</w:t>
                             </w:r>
                           </w:p>
                           <w:p>
@@ -1103,9 +1018,9 @@
               </wp:anchor>
             </w:drawing>
           </mc:Choice>
-          <mc:Fallback>
+          <mc:Fallback xmlns:w16cei="http://schemas.microsoft.com/office/word/2026/wordml/cei">
             <w:pict>
-              <v:shape w14:anchorId="250015B5" id="Text Box 8" o:spid="_x0000_s1027" type="#_x0000_t202" style="position:absolute;margin-left:207.5pt;margin-top:21.9pt;width:387.5pt;height:623.5pt;z-index:251662336;visibility:visible;mso-wrap-style:square;mso-width-percent:0;mso-height-percent:0;mso-wrap-distance-left:9pt;mso-wrap-distance-top:0;mso-wrap-distance-right:9pt;mso-wrap-distance-bottom:0;mso-position-horizontal:absolute;mso-position-horizontal-relative:text;mso-position-vertical:absolute;mso-position-vertical-relative:text;mso-width-percent:0;mso-height-percent:0;mso-width-relative:margin;mso-height-relative:margin;v-text-anchor:top" o:gfxdata="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" fillcolor="white [3201]" stroked="f" strokeweight=".5pt">
+              <v:shape w14:anchorId="250015B5" id="Text Box 8" o:spid="_x0000_s1027" type="#_x0000_t202" style="position:absolute;margin-left:207.5pt;margin-top:21.9pt;width:387.5pt;height:623.5pt;z-index:251662336;visibility:visible;mso-wrap-style:square;mso-width-percent:0;mso-height-percent:0;mso-wrap-distance-left:9pt;mso-wrap-distance-top:0;mso-wrap-distance-right:9pt;mso-wrap-distance-bottom:0;mso-position-horizontal:absolute;mso-position-horizontal-relative:text;mso-position-vertical:absolute;mso-position-vertical-relative:text;mso-width-percent:0;mso-height-percent:0;mso-width-relative:margin;mso-height-relative:margin;v-text-anchor:top" o:gfxdata="UEsDBBQABgAIAAAAIQC2gziS/gAAAOEBAAATAAAAW0NvbnRlbnRfVHlwZXNdLnhtbJSRQU7DMBBF 90jcwfIWJU67QAgl6YK0S0CoHGBkTxKLZGx5TGhvj5O2G0SRWNoz/78nu9wcxkFMGNg6quQqL6RA 0s5Y6ir5vt9lD1JwBDIwOMJKHpHlpr69KfdHjyxSmriSfYz+USnWPY7AufNIadK6MEJMx9ApD/oD OlTrorhX2lFEilmcO2RdNtjC5xDF9pCuTyYBB5bi6bQ4syoJ3g9WQ0ymaiLzg5KdCXlKLjvcW893 SUOqXwnz5DrgnHtJTxOsQfEKIT7DmDSUCaxw7Rqn8787ZsmRM9e2VmPeBN4uqYvTtW7jvijg9N/y JsXecLq0q+WD6m8AAAD//wMAUEsDBBQABgAIAAAAIQA4/SH/1gAAAJQBAAALAAAAX3JlbHMvLnJl bHOkkMFqwzAMhu+DvYPRfXGawxijTi+j0GvpHsDYimMaW0Yy2fr2M4PBMnrbUb/Q94l/f/hMi1qR JVI2sOt6UJgd+ZiDgffL8ekFlFSbvV0oo4EbChzGx4f9GRdb25HMsYhqlCwG5lrLq9biZkxWOiqY 22YiTra2kYMu1l1tQD30/bPm3wwYN0x18gb45AdQl1tp5j/sFB2T0FQ7R0nTNEV3j6o9feQzro1i OWA14Fm+Q8a1a8+Bvu/d/dMb2JY5uiPbhG/ktn4cqGU/er3pcvwCAAD//wMAUEsDBBQABgAIAAAA IQBdbizTLQIAAFwEAAAOAAAAZHJzL2Uyb0RvYy54bWysVEtv2zAMvg/YfxB0Xxxn6SNGnCJLkWFA 0BZIh54VWYoFyKImKbGzXz9KzmvdTsMuMilSfHz86OlD12iyF84rMCXNB0NKhOFQKbMt6ffX5ad7 SnxgpmIajCjpQXj6MPv4YdraQoygBl0JRzCI8UVrS1qHYIss87wWDfMDsMKgUYJrWEDVbbPKsRaj NzobDYe3WQuusg648B5vH3sjnaX4UgoenqX0IhBdUqwtpNOlcxPPbDZlxdYxWyt+LIP9QxUNUwaT nkM9ssDIzqk/QjWKO/Agw4BDk4GUiovUA3aTD991s66ZFakXBMfbM0z+/4XlT/u1fXEkdF+gwwFG QFrrC4+XsZ9OuiZ+sVKCdoTwcIZNdIFwvBxPRvnoBk0cbXeT/H6MCsbJLs+t8+GrgIZEoaQO55Lg YvuVD73rySVm86BVtVRaJyVyQSy0I3uGU9QhFYnBf/PShrQlvf2MqeMjA/F5H1kbrOXSVJRCt+mI qq4a3kB1QBwc9BTxli8V1rpiPrwwh5zA/pDn4RkPqQFzwVGipAb382/30R9HhVZKWuRYSf2PHXOC Ev3N4BAn+XgcSZmU8c3dCBV3bdlcW8yuWQACkONGWZ7E6B/0SZQOmjdch3nMiiZmOOYuaTiJi9Az H9eJi/k8OSENLQsrs7Y8ho7YxUm8dm/M2eO4Ak76CU5sZMW7qfW+PerzXQCp0kgjzj2qR/iRwokU x3WLO3KtJ6/LT2H2CwAA//8DAFBLAwQUAAYACAAAACEA8eSaAeIAAAAMAQAADwAAAGRycy9kb3du cmV2LnhtbEyPQU/DMAyF70j8h8hIXBBLuzK2laYTQsAkbqwDxC1rTFvROFWTteXf453g9mw/PX8v 20y2FQP2vnGkIJ5FIJBKZxqqFOyLp+sVCB80Gd06QgU/6GGTn59lOjVupFccdqESHEI+1QrqELpU Sl/WaLWfuQ6Jb1+utzrw2FfS9HrkcNvKeRTdSqsb4g+17vChxvJ7d7QKPq+qjxc/Pb+NySLpHrdD sXw3hVKXF9P9HYiAU/gzwwmf0SFnpoM7kvGiVXATL7hLYJFwhZMhXke8ObCar6MVyDyT/0vkvwAA AP//AwBQSwECLQAUAAYACAAAACEAtoM4kv4AAADhAQAAEwAAAAAAAAAAAAAAAAAAAAAAW0NvbnRl bnRfVHlwZXNdLnhtbFBLAQItABQABgAIAAAAIQA4/SH/1gAAAJQBAAALAAAAAAAAAAAAAAAAAC8B AABfcmVscy8ucmVsc1BLAQItABQABgAIAAAAIQBdbizTLQIAAFwEAAAOAAAAAAAAAAAAAAAAAC4C AABkcnMvZTJvRG9jLnhtbFBLAQItABQABgAIAAAAIQDx5JoB4gAAAAwBAAAPAAAAAAAAAAAAAAAA AIcEAABkcnMvZG93bnJldi54bWxQSwUGAAAAAAQABADzAAAAlgUAAAAA " fillcolor="white [3201]" stroked="f" strokeweight=".5pt">
                 <v:textbox>
                   <w:txbxContent>
                     <w:p>
@@ -1128,16 +1043,7 @@
                           <w:w w:val="95"/>
                           <w:sz w:val="21"/>
                         </w:rPr>
-                        <w:t xml:space="preserve">Self-motivated, innovative, and goal-oriented QA professional </w:t>
-                      </w:r>
-                      <w:r>
-                        <w:rPr>
-                          <w:rFonts w:ascii="Arial" w:hAnsi="Arial" w:cs="Arial"/>
-                          <w:bCs/>
-                          <w:color w:val="7B3811"/>
-                          <w:sz w:val="21"/>
-                        </w:rPr>
-                        <w:t>with 14 years of experience in software quality assurance and testing. Proficient in designing and implementing robust testing strategies to ensure the delivery of high-quality software products. Adept at leading cross-functional teams, mentoring junior QA professionals, and collaborating with stakeholders to meet project goals and objectives.</w:t>
+                        <w:t xml:space="preserve">Hands-on QA automation professional with 14 years of experience personally designing, building, and maintaining end-to-end test automation frameworks across web, mobile, and API layers. Combines deep individual-contributor expertise with the ability to lead cross-functional teams, mentor QA engineers, and align testing strategy with business goals — consistently delivering high-quality, production-ready software faster.</w:t>
                       </w:r>
                     </w:p>
                     <w:p>
@@ -1204,7 +1110,7 @@
                                     </pic:cNvPicPr>
                                   </pic:nvPicPr>
                                   <pic:blipFill>
-                                    <a:blip r:embed="rId5">
+                                    <a:blip r:embed="rId6">
                                       <a:extLst>
                                         <a:ext uri="{28A0092B-C50C-407E-A947-70E740481C1C}">
                                           <a14:useLocalDpi xmlns:a14="http://schemas.microsoft.com/office/drawing/2010/main" val="0"/>
@@ -1263,61 +1169,7 @@
                           <w:color w:val="7B3811"/>
                           <w:sz w:val="21"/>
                         </w:rPr>
-                        <w:t xml:space="preserve">Proficient in developing and maintaining automated test scripts using industry-standard testing tools and frameworks such as </w:t>
-                      </w:r>
-                      <w:r>
-                        <w:rPr>
-                          <w:rFonts w:ascii="Arial" w:hAnsi="Arial" w:cs="Arial"/>
-                          <w:b/>
-                          <w:color w:val="7B3811"/>
-                          <w:sz w:val="21"/>
-                        </w:rPr>
-                        <w:t>Playwright</w:t>
-                      </w:r>
-                      <w:r>
-                        <w:rPr>
-                          <w:rFonts w:ascii="Arial" w:hAnsi="Arial" w:cs="Arial"/>
-                          <w:bCs/>
-                          <w:color w:val="7B3811"/>
-                          <w:sz w:val="21"/>
-                        </w:rPr>
-                        <w:t xml:space="preserve">, </w:t>
-                      </w:r>
-                      <w:r>
-                        <w:rPr>
-                          <w:rFonts w:ascii="Arial" w:hAnsi="Arial" w:cs="Arial"/>
-                          <w:b/>
-                          <w:color w:val="7B3811"/>
-                          <w:sz w:val="21"/>
-                        </w:rPr>
-                        <w:t>Cypress</w:t>
-                      </w:r>
-                      <w:r>
-                        <w:rPr>
-                          <w:rFonts w:ascii="Arial" w:hAnsi="Arial" w:cs="Arial"/>
-                          <w:bCs/>
-                          <w:color w:val="7B3811"/>
-                          <w:sz w:val="21"/>
-                        </w:rPr>
-                        <w:t>, Robot Framework, Selenium, Appium</w:t>
-                      </w:r>
-                      <w:r>
-                        <w:rPr>
-                          <w:rFonts w:ascii="Arial" w:hAnsi="Arial" w:cs="Arial"/>
-                          <w:bCs/>
-                          <w:color w:val="7B3811"/>
-                          <w:sz w:val="21"/>
-                        </w:rPr>
-                        <w:t xml:space="preserve"> and </w:t>
-                      </w:r>
-                      <w:r>
-                        <w:rPr>
-                          <w:rFonts w:ascii="Arial" w:hAnsi="Arial" w:cs="Arial"/>
-                          <w:bCs/>
-                          <w:color w:val="7B3811"/>
-                          <w:sz w:val="21"/>
-                        </w:rPr>
-                        <w:t>TypeScript, as an individual contributor.</w:t>
+                        <w:t xml:space="preserve">Hands-on individual contributor who designs, develops, and maintains automation frameworks and test scripts using Playwright, Cypress, Robot Framework, Selenium, Appium, and TypeScript.</w:t>
                       </w:r>
                     </w:p>
                     <w:p>
@@ -1417,7 +1269,7 @@
                           <w:color w:val="7B3811"/>
                           <w:sz w:val="21"/>
                         </w:rPr>
-                        <w:t>Experienced in integrating automated testing into CI/CD pipelines to enable continuous validation of every code release.</w:t>
+                        <w:t>Integrated automated testing into CI/CD pipelines (GitHub Actions, Jenkins) to enable continuous validation on every release.</w:t>
                       </w:r>
                     </w:p>
                     <w:p>
@@ -1444,7 +1296,7 @@
                           <w:color w:val="7B3811"/>
                           <w:sz w:val="21"/>
                         </w:rPr>
-                        <w:t>Deep domain expertise across Healthcare, E-Commerce, Mobile, OTT, and Enterprise applications, built over 14+ years of hands-on QA experience.</w:t>
+                        <w:t>Built deep domain expertise across Healthcare, E-Commerce, Mobile, OTT, and Enterprise applications over 14+ years of hands-on QA automation experience.</w:t>
                       </w:r>
                     </w:p>
                     <w:p>
@@ -1471,7 +1323,7 @@
                           <w:color w:val="7B3811"/>
                           <w:sz w:val="21"/>
                         </w:rPr>
-                        <w:t>Skilled in test planning, execution, defect tracking, and developing comprehensive test strategies to ensure efficient, end-to-end software quality and reliability.</w:t>
+                        <w:t>Own end-to-end test planning, execution, and defect tracking, translating business requirements into comprehensive test strategies that drive software quality and reliability.</w:t>
                       </w:r>
                     </w:p>
                     <w:p>
@@ -1498,7 +1350,7 @@
                           <w:color w:val="7B3811"/>
                           <w:sz w:val="21"/>
                         </w:rPr>
-                        <w:t>Experienced in leading and mentoring QA teams, providing technical guidance and fostering a collaborative, high-performing testing culture.</w:t>
+                        <w:t>Lead and mentor QA teams alongside individual-contributor work, providing technical guidance and fostering a collaborative, high-performing testing culture.</w:t>
                       </w:r>
                     </w:p>
                     <w:p>
@@ -1525,7 +1377,7 @@
                           <w:color w:val="7B3811"/>
                           <w:sz w:val="21"/>
                         </w:rPr>
-                        <w:t>Adept at identifying and assessing risks and dependencies that may impact testing efforts, communicating them clearly to project stakeholders.</w:t>
+                        <w:t>Proactively identify and assess risks and dependencies that could impact testing timelines, communicating them clearly to stakeholders.</w:t>
                       </w:r>
                     </w:p>
                     <w:p>
@@ -1552,7 +1404,7 @@
                           <w:color w:val="7B3811"/>
                           <w:sz w:val="21"/>
                         </w:rPr>
-                        <w:t>Competent in configuring and maintaining test environments that accurately mirror production settings.</w:t>
+                        <w:t>Configure and maintain test environments that accurately mirror production, minimizing environment-related defects.</w:t>
                       </w:r>
                     </w:p>
                     <w:p>
@@ -1755,7 +1607,7 @@
                                           </pic:cNvPicPr>
                                         </pic:nvPicPr>
                                         <pic:blipFill>
-                                          <a:blip r:embed="rId5">
+                                          <a:blip r:embed="rId6">
                                             <a:extLst>
                                               <a:ext uri="{28A0092B-C50C-407E-A947-70E740481C1C}">
                                                 <a14:useLocalDpi xmlns:a14="http://schemas.microsoft.com/office/drawing/2010/main" val="0"/>
@@ -2306,7 +2158,7 @@
                                           </pic:cNvPicPr>
                                         </pic:nvPicPr>
                                         <pic:blipFill>
-                                          <a:blip r:embed="rId5">
+                                          <a:blip r:embed="rId6">
                                             <a:extLst>
                                               <a:ext uri="{28A0092B-C50C-407E-A947-70E740481C1C}">
                                                 <a14:useLocalDpi xmlns:a14="http://schemas.microsoft.com/office/drawing/2010/main" val="0"/>
@@ -2469,9 +2321,9 @@
               </wp:anchor>
             </w:drawing>
           </mc:Choice>
-          <mc:Fallback>
+          <mc:Fallback xmlns:w16cei="http://schemas.microsoft.com/office/word/2026/wordml/cei">
             <w:pict>
-              <v:shape w14:anchorId="2CC0C6F5" id="Text Box 1" o:spid="_x0000_s1028" type="#_x0000_t202" style="position:absolute;margin-left:0;margin-top:22.9pt;width:212.5pt;height:650.5pt;z-index:251659264;visibility:visible;mso-wrap-style:square;mso-width-percent:0;mso-height-percent:0;mso-wrap-distance-left:9pt;mso-wrap-distance-top:0;mso-wrap-distance-right:9pt;mso-wrap-distance-bottom:0;mso-position-horizontal:left;mso-position-horizontal-relative:margin;mso-position-vertical:absolute;mso-position-vertical-relative:text;mso-width-percent:0;mso-height-percent:0;mso-width-relative:margin;mso-height-relative:margin;v-text-anchor:top" o:gfxdata="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" fillcolor="#fffff0" strokecolor="#f2f2f2 [3052]" strokeweight=".5pt">
+              <v:shape w14:anchorId="2CC0C6F5" id="Text Box 1" o:spid="_x0000_s1028" type="#_x0000_t202" style="position:absolute;margin-left:0;margin-top:22.9pt;width:212.5pt;height:650.5pt;z-index:251659264;visibility:visible;mso-wrap-style:square;mso-width-percent:0;mso-height-percent:0;mso-wrap-distance-left:9pt;mso-wrap-distance-top:0;mso-wrap-distance-right:9pt;mso-wrap-distance-bottom:0;mso-position-horizontal:left;mso-position-horizontal-relative:margin;mso-position-vertical:absolute;mso-position-vertical-relative:text;mso-width-percent:0;mso-height-percent:0;mso-width-relative:margin;mso-height-relative:margin;v-text-anchor:top" o:gfxdata="UEsDBBQABgAIAAAAIQC2gziS/gAAAOEBAAATAAAAW0NvbnRlbnRfVHlwZXNdLnhtbJSRQU7DMBBF 90jcwfIWJU67QAgl6YK0S0CoHGBkTxKLZGx5TGhvj5O2G0SRWNoz/78nu9wcxkFMGNg6quQqL6RA 0s5Y6ir5vt9lD1JwBDIwOMJKHpHlpr69KfdHjyxSmriSfYz+USnWPY7AufNIadK6MEJMx9ApD/oD OlTrorhX2lFEilmcO2RdNtjC5xDF9pCuTyYBB5bi6bQ4syoJ3g9WQ0ymaiLzg5KdCXlKLjvcW893 SUOqXwnz5DrgnHtJTxOsQfEKIT7DmDSUCaxw7Rqn8787ZsmRM9e2VmPeBN4uqYvTtW7jvijg9N/y JsXecLq0q+WD6m8AAAD//wMAUEsDBBQABgAIAAAAIQA4/SH/1gAAAJQBAAALAAAAX3JlbHMvLnJl bHOkkMFqwzAMhu+DvYPRfXGawxijTi+j0GvpHsDYimMaW0Yy2fr2M4PBMnrbUb/Q94l/f/hMi1qR JVI2sOt6UJgd+ZiDgffL8ekFlFSbvV0oo4EbChzGx4f9GRdb25HMsYhqlCwG5lrLq9biZkxWOiqY 22YiTra2kYMu1l1tQD30/bPm3wwYN0x18gb45AdQl1tp5j/sFB2T0FQ7R0nTNEV3j6o9feQzro1i OWA14Fm+Q8a1a8+Bvu/d/dMb2JY5uiPbhG/ktn4cqGU/er3pcvwCAAD//wMAUEsDBBQABgAIAAAA IQCByUKiSAIAAKkEAAAOAAAAZHJzL2Uyb0RvYy54bWysVMGO2jAQvVfqP1i+lyQUWECEFWVFVYnu rsRWe3Ych0RyPK5tSOjXd+wQoLs9VeVgZjzDG8+bNyzu21qSozC2ApXSZBBTIhSHvFL7lP542Xya UmIdUzmToERKT8LS++XHD4tGz8UQSpC5MARBlJ03OqWlc3oeRZaXomZ2AFooDBZgaubQNfsoN6xB 9FpGwzieRA2YXBvgwlq8feiCdBnwi0Jw91QUVjgiU4pvc+E04cz8GS0XbL43TJcVPz+D/cMralYp LHqBemCOkYOp3kHVFTdgoXADDnUERVFxEXrAbpL4TTe7kmkRekFyrL7QZP8fLH887vSzIa79Ai0O 0BPSaDu3eOn7aQtT+298KcE4Uni60CZaRzheDiez6d0YQxxj0+Ek+YwO4kTXn2tj3VcBNfFGSg3O JdDFjlvrutQ+xVezIKt8U0kZHLPP1tKQI8MZbvynR/8jTSrSpHTia7+H8HISF5Bsn4Qceai/Q94B z8ZxfMHt00MPN1WwI6nw8sqQt1ybtaTKkYievQzyE5JqoNOb1XxTYeNbZt0zMygwJAuXxj3hUUjA d8PZoqQE8+tv9z4f545RShoUbErtzwMzghL5TaEiZslo5BUenNH4boiOuY1ktxF1qNeAfCa4npoH 0+c72ZuFgfoVd2vlq2KIKY61U+p6c+26NcLd5GK1Ckmoac3cVu0099B+Dn6sL+0rM/o8e4eyeYRe 2mz+RgJdrv+lgtXBQVEFfXieO1bP9OM+hOmcd9cv3K0fsq7/MMvfAAAA//8DAFBLAwQUAAYACAAA ACEAsQzl0N4AAAAIAQAADwAAAGRycy9kb3ducmV2LnhtbEyPUUvDQBCE3wX/w7GCL2IvtkkIMZdS BEUUpFZ/wDW3TULv9kLumsZ/7/pkH3dnmPmmWs/OignH0HtS8LBIQCA13vTUKvj+er4vQISoyWjr CRX8YIB1fX1V6dL4M33itIut4BAKpVbQxTiUUoamQ6fDwg9IrB386HTkc2ylGfWZw52VyyTJpdM9 cUOnB3zqsDnuTo5LXt8L/3IMq7u3zB7yabv5KGir1O3NvHkEEXGO/2b4w2d0qJlp709kgrAKeEhU kGbMz2q6zPixZ9sqzQuQdSUvB9S/AAAA//8DAFBLAQItABQABgAIAAAAIQC2gziS/gAAAOEBAAAT AAAAAAAAAAAAAAAAAAAAAABbQ29udGVudF9UeXBlc10ueG1sUEsBAi0AFAAGAAgAAAAhADj9If/W AAAAlAEAAAsAAAAAAAAAAAAAAAAALwEAAF9yZWxzLy5yZWxzUEsBAi0AFAAGAAgAAAAhAIHJQqJI AgAAqQQAAA4AAAAAAAAAAAAAAAAALgIAAGRycy9lMm9Eb2MueG1sUEsBAi0AFAAGAAgAAAAhALEM 5dDeAAAACAEAAA8AAAAAAAAAAAAAAAAAogQAAGRycy9kb3ducmV2LnhtbFBLBQYAAAAABAAEAPMA AACtBQAAAAA= " fillcolor="#fffff0" strokecolor="#f2f2f2 [3052]" strokeweight=".5pt">
                 <v:textbox>
                   <w:txbxContent>
                     <w:p>
@@ -2515,7 +2367,7 @@
                                     </pic:cNvPicPr>
                                   </pic:nvPicPr>
                                   <pic:blipFill>
-                                    <a:blip r:embed="rId5">
+                                    <a:blip r:embed="rId6">
                                       <a:extLst>
                                         <a:ext uri="{28A0092B-C50C-407E-A947-70E740481C1C}">
                                           <a14:useLocalDpi xmlns:a14="http://schemas.microsoft.com/office/drawing/2010/main" val="0"/>
@@ -3066,7 +2918,7 @@
                                     </pic:cNvPicPr>
                                   </pic:nvPicPr>
                                   <pic:blipFill>
-                                    <a:blip r:embed="rId5">
+                                    <a:blip r:embed="rId6">
                                       <a:extLst>
                                         <a:ext uri="{28A0092B-C50C-407E-A947-70E740481C1C}">
                                           <a14:useLocalDpi xmlns:a14="http://schemas.microsoft.com/office/drawing/2010/main" val="0"/>
@@ -3318,7 +3170,7 @@
               </wp:anchor>
             </w:drawing>
           </mc:Choice>
-          <mc:Fallback>
+          <mc:Fallback xmlns:w16cei="http://schemas.microsoft.com/office/word/2026/wordml/cei">
             <w:pict>
               <v:shape w14:anchorId="236B877B" id="Freeform: Shape 4" o:spid="_x0000_s1026" style="position:absolute;margin-left:218.5pt;margin-top:21.15pt;width:372pt;height:3.55pt;z-index:-251655168;visibility:visible;mso-wrap-style:square;mso-width-percent:0;mso-height-percent:0;mso-wrap-distance-left:0;mso-wrap-distance-top:0;mso-wrap-distance-right:0;mso-wrap-distance-bottom:0;mso-position-horizontal:absolute;mso-position-horizontal-relative:page;mso-position-vertical:absolute;mso-position-vertical-relative:text;mso-width-percent:0;mso-height-percent:0;mso-width-relative:page;mso-height-relative:page;v-text-anchor:top" coordsize="6835,45085" o:gfxdata="UEsDBBQABgAIAAAAIQC2gziS/gAAAOEBAAATAAAAW0NvbnRlbnRfVHlwZXNdLnhtbJSRQU7DMBBF 90jcwfIWJU67QAgl6YK0S0CoHGBkTxKLZGx5TGhvj5O2G0SRWNoz/78nu9wcxkFMGNg6quQqL6RA 0s5Y6ir5vt9lD1JwBDIwOMJKHpHlpr69KfdHjyxSmriSfYz+USnWPY7AufNIadK6MEJMx9ApD/oD OlTrorhX2lFEilmcO2RdNtjC5xDF9pCuTyYBB5bi6bQ4syoJ3g9WQ0ymaiLzg5KdCXlKLjvcW893 SUOqXwnz5DrgnHtJTxOsQfEKIT7DmDSUCaxw7Rqn8787ZsmRM9e2VmPeBN4uqYvTtW7jvijg9N/y JsXecLq0q+WD6m8AAAD//wMAUEsDBBQABgAIAAAAIQA4/SH/1gAAAJQBAAALAAAAX3JlbHMvLnJl bHOkkMFqwzAMhu+DvYPRfXGawxijTi+j0GvpHsDYimMaW0Yy2fr2M4PBMnrbUb/Q94l/f/hMi1qR JVI2sOt6UJgd+ZiDgffL8ekFlFSbvV0oo4EbChzGx4f9GRdb25HMsYhqlCwG5lrLq9biZkxWOiqY 22YiTra2kYMu1l1tQD30/bPm3wwYN0x18gb45AdQl1tp5j/sFB2T0FQ7R0nTNEV3j6o9feQzro1i OWA14Fm+Q8a1a8+Bvu/d/dMb2JY5uiPbhG/ktn4cqGU/er3pcvwCAAD//wMAUEsDBBQABgAIAAAA IQDXioA8oAIAAJkFAAAOAAAAZHJzL2Uyb0RvYy54bWysVNtu1DAQfUfiHyw/gtpc9tZGzVbQpQip XKQuH+B1nE2EYxvbu9ny9Ywnl4YFXhAvlu0ZnzlzZjw3t6dGkqOwrtYqp8llTIlQXBe12uf06/b+ 4ooS55kqmNRK5PRJOHq7fvnipjWZSHWlZSEsARDlstbktPLeZFHkeCUa5i61EQqMpbYN83C0+6iw rAX0RkZpHC+jVtvCWM2Fc3C76Yx0jfhlKbj/XJZOeCJzCtw8rhbXXVij9Q3L9paZquY9DfYPLBpW Kwg6Qm2YZ+Rg69+gmppb7XTpL7luIl2WNReYA2STxGfZPFbMCMwFxHFmlMn9P1j+6fhovthA3ZkH zb85UCRqjctGSzg48CG79qMuoIbs4DUmeyptE15CGuSEmj6NmoqTJxwu56t0Po9Beg62+SK+WgTN I5YNj/nB+fdCIxA7PjjflaSAHQpaEMUaiLoFjLKRUJ3XFyQm88UsxaUv4eiWDG6vIrKNSUuWVzOM CcUZndLBCbGSZLZc/RFsNvgFsHQCBgnsB4qsGljzk+ppw46w8AdiVMpoFxTaArlBIkAAp5DiX3wh 9rlv96YPYaG5z9vaUgJtves0McwHZiFE2JI2p6hFuGj0UWw1mvxZ7SDIs1WqqRc+n7LqzPAiBMCy jkED10lplb6vpcTaShWoXC+SFWrjtKyLYAxsnN3v7qQlRwYfdvN2uUzu+375xc1Y5zfMVZ0fmrqc rT6oAqNUghXv+r1ntez2wEqC6NjhoanDoHDZThdP0OBWd/MB5hlsKm1/UNLCbMip+35gVlAiPyj4 fNcJtDQMEzzMF6sUDnZq2U0tTHGAyqmn0BFhe+e7AXQwtt5XEClBHZR+Ax+rrMMHQH4dq/4A/x/1 7WdVGDDTM3o9T9T1TwAAAP//AwBQSwMEFAAGAAgAAAAhAOeIGXHdAAAACgEAAA8AAABkcnMvZG93 bnJldi54bWxMj0FPwzAMhe9I/IfISNxY2m6CUppOCAlxRIxx4OY2oY1onCpJt45fj3eCm/389Py9 eru4URxMiNaTgnyVgTDUeW2pV7B/f74pQcSEpHH0ZBScTIRtc3lRY6X9kd7MYZd6wSEUK1QwpDRV UsZuMA7jyk+G+Pblg8PEa+ilDnjkcDfKIstupUNL/GHAyTwNpvvezU7B9PFSzth/xn0KRXw9tfYn kVXq+mp5fACRzJL+zHDGZ3RomKn1M+koRgWb9R13STwUaxBnQ17mrLSs3G9ANrX8X6H5BQAA//8D AFBLAQItABQABgAIAAAAIQC2gziS/gAAAOEBAAATAAAAAAAAAAAAAAAAAAAAAABbQ29udGVudF9U eXBlc10ueG1sUEsBAi0AFAAGAAgAAAAhADj9If/WAAAAlAEAAAsAAAAAAAAAAAAAAAAALwEAAF9y ZWxzLy5yZWxzUEsBAi0AFAAGAAgAAAAhANeKgDygAgAAmQUAAA4AAAAAAAAAAAAAAAAALgIAAGRy cy9lMm9Eb2MueG1sUEsBAi0AFAAGAAgAAAAhAOeIGXHdAAAACgEAAA8AAAAAAAAAAAAAAAAA+gQA AGRycy9kb3ducmV2LnhtbFBLBQYAAAAABAAEAPMAAAAEBgAAAAA= " path="m,l6835,e" filled="f" strokecolor="#db661f" strokeweight=".26436mm">
                 <v:path arrowok="t" o:connecttype="custom" o:connectlocs="0,0;4724400,0" o:connectangles="0,0"/>
@@ -3574,18 +3426,7 @@
                                 <w:sz w:val="28"/>
                                 <w:szCs w:val="28"/>
                               </w:rPr>
-                              <w:t>9</w:t>
-                            </w:r>
-                            <w:r>
-                              <w:rPr>
-                                <w:rFonts w:ascii="Arial" w:hAnsi="Arial" w:cs="Arial"/>
-                                <w:b/>
-                                <w:bCs/>
-                                <w:color w:val="FFFFFF" w:themeColor="background1"/>
-                                <w:sz w:val="28"/>
-                                <w:szCs w:val="28"/>
-                              </w:rPr>
-                              <w:t>032903214</w:t>
+                              <w:t>9032903214</w:t>
                             </w:r>
                           </w:p>
                           <w:p>
@@ -3650,9 +3491,9 @@
               </wp:anchor>
             </w:drawing>
           </mc:Choice>
-          <mc:Fallback>
+          <mc:Fallback xmlns:w16cei="http://schemas.microsoft.com/office/word/2026/wordml/cei">
             <w:pict>
-              <v:shape w14:anchorId="525FDCE6" id="Text Box 12" o:spid="_x0000_s1029" type="#_x0000_t202" style="position:absolute;margin-left:0;margin-top:0;width:206.5pt;height:187pt;z-index:251664384;visibility:visible;mso-wrap-style:square;mso-width-percent:0;mso-height-percent:0;mso-wrap-distance-left:9pt;mso-wrap-distance-top:5in;mso-wrap-distance-right:9pt;mso-wrap-distance-bottom:0;mso-position-horizontal:left;mso-position-horizontal-relative:margin;mso-position-vertical:absolute;mso-position-vertical-relative:text;mso-width-percent:0;mso-height-percent:0;mso-width-relative:margin;mso-height-relative:margin;v-text-anchor:top" o:gfxdata="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" fillcolor="#803c0e" strokeweight=".5pt">
+              <v:shape w14:anchorId="525FDCE6" id="Text Box 12" o:spid="_x0000_s1029" type="#_x0000_t202" style="position:absolute;margin-left:0;margin-top:0;width:206.5pt;height:187pt;z-index:251664384;visibility:visible;mso-wrap-style:square;mso-width-percent:0;mso-height-percent:0;mso-wrap-distance-left:9pt;mso-wrap-distance-top:5in;mso-wrap-distance-right:9pt;mso-wrap-distance-bottom:0;mso-position-horizontal:left;mso-position-horizontal-relative:margin;mso-position-vertical:absolute;mso-position-vertical-relative:text;mso-width-percent:0;mso-height-percent:0;mso-width-relative:margin;mso-height-relative:margin;v-text-anchor:top" o:gfxdata="UEsDBBQABgAIAAAAIQC2gziS/gAAAOEBAAATAAAAW0NvbnRlbnRfVHlwZXNdLnhtbJSRQU7DMBBF 90jcwfIWJU67QAgl6YK0S0CoHGBkTxKLZGx5TGhvj5O2G0SRWNoz/78nu9wcxkFMGNg6quQqL6RA 0s5Y6ir5vt9lD1JwBDIwOMJKHpHlpr69KfdHjyxSmriSfYz+USnWPY7AufNIadK6MEJMx9ApD/oD OlTrorhX2lFEilmcO2RdNtjC5xDF9pCuTyYBB5bi6bQ4syoJ3g9WQ0ymaiLzg5KdCXlKLjvcW893 SUOqXwnz5DrgnHtJTxOsQfEKIT7DmDSUCaxw7Rqn8787ZsmRM9e2VmPeBN4uqYvTtW7jvijg9N/y JsXecLq0q+WD6m8AAAD//wMAUEsDBBQABgAIAAAAIQA4/SH/1gAAAJQBAAALAAAAX3JlbHMvLnJl bHOkkMFqwzAMhu+DvYPRfXGawxijTi+j0GvpHsDYimMaW0Yy2fr2M4PBMnrbUb/Q94l/f/hMi1qR JVI2sOt6UJgd+ZiDgffL8ekFlFSbvV0oo4EbChzGx4f9GRdb25HMsYhqlCwG5lrLq9biZkxWOiqY 22YiTra2kYMu1l1tQD30/bPm3wwYN0x18gb45AdQl1tp5j/sFB2T0FQ7R0nTNEV3j6o9feQzro1i OWA14Fm+Q8a1a8+Bvu/d/dMb2JY5uiPbhG/ktn4cqGU/er3pcvwCAAD//wMAUEsDBBQABgAIAAAA IQBumLCLPQIAAIUEAAAOAAAAZHJzL2Uyb0RvYy54bWysVEtv2zAMvg/YfxB0X+w4j7ZGnCJLl2FA 0BZIh55lWU6EyaImKbGzXz9Kea7dadhFJkXqI/mR9OS+axTZCesk6IL2eyklQnOopF4X9PvL4tMt Jc4zXTEFWhR0Lxy9n378MGlNLjLYgKqEJQiiXd6agm68N3mSOL4RDXM9MEKjsQbbMI+qXSeVZS2i NyrJ0nSctGArY4EL5/D24WCk04hf14L7p7p2whNVUMzNx9PGswxnMp2wfG2Z2Uh+TIP9QxYNkxqD nqEemGdka+U7qEZyCw5q3+PQJFDXkotYA1bTT99Us9owI2ItSI4zZ5rc/4Plj7uVebbEd5+hwwYG QlrjcoeXoZ6utk34YqYE7Ujh/kyb6DzheJmNs2w0QhNHWza4Gd6lkdjk8txY578KaEgQCmqxL5Eu tls6jyHR9eQSojlQslpIpaJi1+VcWbJj2MPbdDBPv4Qs8ckfbkqTtqDjASbyDiJgnyFKxfiP9wiI pzTCXqoPku/KjsiqoIMTMyVUeyTMwmGWnOELifBL5vwzszg8SAQuhH/Co1aAOcFRomQD9tff7oM/ 9hStlLQ4jAV1P7fMCkrUN43dvusPh2F6ozIc3WSo2GtLeW3R22YOyFUfV8/wKAZ/r05ibaF5xb2Z hahoYppj7IL6kzj3hxXBveNiNotOOK+G+aVeGR6gA8eB1pfulVlz7KvHkXiE09iy/E17D77hpYbZ 1kMtY+8DzwdWj/TjrMf+HvcyLNO1Hr0uf4/pbwAAAP//AwBQSwMEFAAGAAgAAAAhAApsd6/ZAAAA BQEAAA8AAABkcnMvZG93bnJldi54bWxMj8FOwzAMhu9IvENkJC6IpesKQ6XphBDcOLCxB3Ab01Yk Tmmyrbw9hgtcLP36rc+fq83snTrSFIfABpaLDBRxG+zAnYH92/P1HaiYkC26wGTgiyJs6vOzCksb Tryl4y51SiAcSzTQpzSWWse2J49xEUZi6d7D5DFJnDptJzwJ3DudZ9mt9jiwXOhxpMee2o/dwQsl f41Pc1bEoWv2Lr9Z44u9+jTm8mJ+uAeVaE5/y/CjL+pQi1MTDmyjcgbkkfQ7pSuWK4mNgdW6yEDX lf5vX38DAAD//wMAUEsBAi0AFAAGAAgAAAAhALaDOJL+AAAA4QEAABMAAAAAAAAAAAAAAAAAAAAA AFtDb250ZW50X1R5cGVzXS54bWxQSwECLQAUAAYACAAAACEAOP0h/9YAAACUAQAACwAAAAAAAAAA AAAAAAAvAQAAX3JlbHMvLnJlbHNQSwECLQAUAAYACAAAACEAbpiwiz0CAACFBAAADgAAAAAAAAAA AAAAAAAuAgAAZHJzL2Uyb0RvYy54bWxQSwECLQAUAAYACAAAACEACmx3r9kAAAAFAQAADwAAAAAA AAAAAAAAAACXBAAAZHJzL2Rvd25yZXYueG1sUEsFBgAAAAAEAAQA8wAAAJ0FAAAAAA== " fillcolor="#803c0e" strokeweight=".5pt">
                 <v:textbox>
                   <w:txbxContent>
                     <w:p>
@@ -3759,18 +3600,7 @@
                           <w:sz w:val="28"/>
                           <w:szCs w:val="28"/>
                         </w:rPr>
-                        <w:t>9</w:t>
-                      </w:r>
-                      <w:r>
-                        <w:rPr>
-                          <w:rFonts w:ascii="Arial" w:hAnsi="Arial" w:cs="Arial"/>
-                          <w:b/>
-                          <w:bCs/>
-                          <w:color w:val="FFFFFF" w:themeColor="background1"/>
-                          <w:sz w:val="28"/>
-                          <w:szCs w:val="28"/>
-                        </w:rPr>
-                        <w:t>032903214</w:t>
+                        <w:t>9032903214</w:t>
                       </w:r>
                     </w:p>
                     <w:p>
@@ -4010,7 +3840,7 @@
               </wp:anchor>
             </w:drawing>
           </mc:Choice>
-          <mc:Fallback>
+          <mc:Fallback xmlns:w16cei="http://schemas.microsoft.com/office/word/2026/wordml/cei">
             <w:pict>
               <v:shape w14:anchorId="65FF6F26" id="Freeform: Shape 15" o:spid="_x0000_s1026" style="position:absolute;margin-left:218.5pt;margin-top:21.15pt;width:372pt;height:3.55pt;z-index:-251651072;visibility:visible;mso-wrap-style:square;mso-width-percent:0;mso-height-percent:0;mso-wrap-distance-left:0;mso-wrap-distance-top:0;mso-wrap-distance-right:0;mso-wrap-distance-bottom:0;mso-position-horizontal:absolute;mso-position-horizontal-relative:page;mso-position-vertical:absolute;mso-position-vertical-relative:text;mso-width-percent:0;mso-height-percent:0;mso-width-relative:page;mso-height-relative:page;v-text-anchor:top" coordsize="6835,45085" o:gfxdata="UEsDBBQABgAIAAAAIQC2gziS/gAAAOEBAAATAAAAW0NvbnRlbnRfVHlwZXNdLnhtbJSRQU7DMBBF 90jcwfIWJU67QAgl6YK0S0CoHGBkTxKLZGx5TGhvj5O2G0SRWNoz/78nu9wcxkFMGNg6quQqL6RA 0s5Y6ir5vt9lD1JwBDIwOMJKHpHlpr69KfdHjyxSmriSfYz+USnWPY7AufNIadK6MEJMx9ApD/oD OlTrorhX2lFEilmcO2RdNtjC5xDF9pCuTyYBB5bi6bQ4syoJ3g9WQ0ymaiLzg5KdCXlKLjvcW893 SUOqXwnz5DrgnHtJTxOsQfEKIT7DmDSUCaxw7Rqn8787ZsmRM9e2VmPeBN4uqYvTtW7jvijg9N/y JsXecLq0q+WD6m8AAAD//wMAUEsDBBQABgAIAAAAIQA4/SH/1gAAAJQBAAALAAAAX3JlbHMvLnJl bHOkkMFqwzAMhu+DvYPRfXGawxijTi+j0GvpHsDYimMaW0Yy2fr2M4PBMnrbUb/Q94l/f/hMi1qR JVI2sOt6UJgd+ZiDgffL8ekFlFSbvV0oo4EbChzGx4f9GRdb25HMsYhqlCwG5lrLq9biZkxWOiqY 22YiTra2kYMu1l1tQD30/bPm3wwYN0x18gb45AdQl1tp5j/sFB2T0FQ7R0nTNEV3j6o9feQzro1i OWA14Fm+Q8a1a8+Bvu/d/dMb2JY5uiPbhG/ktn4cqGU/er3pcvwCAAD//wMAUEsDBBQABgAIAAAA IQDXioA8oAIAAJkFAAAOAAAAZHJzL2Uyb0RvYy54bWysVNtu1DAQfUfiHyw/gtpc9tZGzVbQpQip XKQuH+B1nE2EYxvbu9ny9Ywnl4YFXhAvlu0ZnzlzZjw3t6dGkqOwrtYqp8llTIlQXBe12uf06/b+ 4ooS55kqmNRK5PRJOHq7fvnipjWZSHWlZSEsARDlstbktPLeZFHkeCUa5i61EQqMpbYN83C0+6iw rAX0RkZpHC+jVtvCWM2Fc3C76Yx0jfhlKbj/XJZOeCJzCtw8rhbXXVij9Q3L9paZquY9DfYPLBpW Kwg6Qm2YZ+Rg69+gmppb7XTpL7luIl2WNReYA2STxGfZPFbMCMwFxHFmlMn9P1j+6fhovthA3ZkH zb85UCRqjctGSzg48CG79qMuoIbs4DUmeyptE15CGuSEmj6NmoqTJxwu56t0Po9Beg62+SK+WgTN I5YNj/nB+fdCIxA7PjjflaSAHQpaEMUaiLoFjLKRUJ3XFyQm88UsxaUv4eiWDG6vIrKNSUuWVzOM CcUZndLBCbGSZLZc/RFsNvgFsHQCBgnsB4qsGljzk+ppw46w8AdiVMpoFxTaArlBIkAAp5DiX3wh 9rlv96YPYaG5z9vaUgJtves0McwHZiFE2JI2p6hFuGj0UWw1mvxZ7SDIs1WqqRc+n7LqzPAiBMCy jkED10lplb6vpcTaShWoXC+SFWrjtKyLYAxsnN3v7qQlRwYfdvN2uUzu+375xc1Y5zfMVZ0fmrqc rT6oAqNUghXv+r1ntez2wEqC6NjhoanDoHDZThdP0OBWd/MB5hlsKm1/UNLCbMip+35gVlAiPyj4 fNcJtDQMEzzMF6sUDnZq2U0tTHGAyqmn0BFhe+e7AXQwtt5XEClBHZR+Ax+rrMMHQH4dq/4A/x/1 7WdVGDDTM3o9T9T1TwAAAP//AwBQSwMEFAAGAAgAAAAhAOeIGXHdAAAACgEAAA8AAABkcnMvZG93 bnJldi54bWxMj0FPwzAMhe9I/IfISNxY2m6CUppOCAlxRIxx4OY2oY1onCpJt45fj3eCm/389Py9 eru4URxMiNaTgnyVgTDUeW2pV7B/f74pQcSEpHH0ZBScTIRtc3lRY6X9kd7MYZd6wSEUK1QwpDRV UsZuMA7jyk+G+Pblg8PEa+ilDnjkcDfKIstupUNL/GHAyTwNpvvezU7B9PFSzth/xn0KRXw9tfYn kVXq+mp5fACRzJL+zHDGZ3RomKn1M+koRgWb9R13STwUaxBnQ17mrLSs3G9ANrX8X6H5BQAA//8D AFBLAQItABQABgAIAAAAIQC2gziS/gAAAOEBAAATAAAAAAAAAAAAAAAAAAAAAABbQ29udGVudF9U eXBlc10ueG1sUEsBAi0AFAAGAAgAAAAhADj9If/WAAAAlAEAAAsAAAAAAAAAAAAAAAAALwEAAF9y ZWxzLy5yZWxzUEsBAi0AFAAGAAgAAAAhANeKgDygAgAAmQUAAA4AAAAAAAAAAAAAAAAALgIAAGRy cy9lMm9Eb2MueG1sUEsBAi0AFAAGAAgAAAAhAOeIGXHdAAAACgEAAA8AAAAAAAAAAAAAAAAA+gQA AGRycy9kb3ducmV2LnhtbFBLBQYAAAAABAAEAPMAAAAEBgAAAAA= " path="m,l6835,e" filled="f" strokecolor="#db661f" strokeweight=".26436mm">
                 <v:path arrowok="t" o:connecttype="custom" o:connectlocs="0,0;4724400,0" o:connectangles="0,0"/>
@@ -4123,7 +3953,7 @@
                                           </pic:cNvPicPr>
                                         </pic:nvPicPr>
                                         <pic:blipFill>
-                                          <a:blip r:embed="rId6">
+                                          <a:blip r:embed="rId7">
                                             <a:extLst>
                                               <a:ext uri="{28A0092B-C50C-407E-A947-70E740481C1C}">
                                                 <a14:useLocalDpi xmlns:a14="http://schemas.microsoft.com/office/drawing/2010/main" val="0"/>
@@ -4209,7 +4039,7 @@
                                           </pic:cNvPicPr>
                                         </pic:nvPicPr>
                                         <pic:blipFill>
-                                          <a:blip r:embed="rId6">
+                                          <a:blip r:embed="rId7">
                                             <a:extLst>
                                               <a:ext uri="{28A0092B-C50C-407E-A947-70E740481C1C}">
                                                 <a14:useLocalDpi xmlns:a14="http://schemas.microsoft.com/office/drawing/2010/main" val="0"/>
@@ -4352,9 +4182,9 @@
               </wp:anchor>
             </w:drawing>
           </mc:Choice>
-          <mc:Fallback>
+          <mc:Fallback xmlns:w16cei="http://schemas.microsoft.com/office/word/2026/wordml/cei">
             <w:pict>
-              <v:shape w14:anchorId="1877F810" id="Text Box 13" o:spid="_x0000_s1030" type="#_x0000_t202" style="position:absolute;margin-left:207pt;margin-top:11.8pt;width:388pt;height:686pt;z-index:251666432;visibility:visible;mso-wrap-style:square;mso-width-percent:0;mso-height-percent:0;mso-wrap-distance-left:9pt;mso-wrap-distance-top:0;mso-wrap-distance-right:9pt;mso-wrap-distance-bottom:0;mso-position-horizontal:absolute;mso-position-horizontal-relative:text;mso-position-vertical:absolute;mso-position-vertical-relative:text;mso-width-percent:0;mso-height-percent:0;mso-width-relative:margin;mso-height-relative:margin;v-text-anchor:top" o:gfxdata="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" fillcolor="white [3201]" stroked="f" strokeweight=".5pt">
+              <v:shape w14:anchorId="1877F810" id="Text Box 13" o:spid="_x0000_s1030" type="#_x0000_t202" style="position:absolute;margin-left:207pt;margin-top:11.8pt;width:388pt;height:686pt;z-index:251666432;visibility:visible;mso-wrap-style:square;mso-width-percent:0;mso-height-percent:0;mso-wrap-distance-left:9pt;mso-wrap-distance-top:0;mso-wrap-distance-right:9pt;mso-wrap-distance-bottom:0;mso-position-horizontal:absolute;mso-position-horizontal-relative:text;mso-position-vertical:absolute;mso-position-vertical-relative:text;mso-width-percent:0;mso-height-percent:0;mso-width-relative:margin;mso-height-relative:margin;v-text-anchor:top" o:gfxdata="UEsDBBQABgAIAAAAIQC2gziS/gAAAOEBAAATAAAAW0NvbnRlbnRfVHlwZXNdLnhtbJSRQU7DMBBF 90jcwfIWJU67QAgl6YK0S0CoHGBkTxKLZGx5TGhvj5O2G0SRWNoz/78nu9wcxkFMGNg6quQqL6RA 0s5Y6ir5vt9lD1JwBDIwOMJKHpHlpr69KfdHjyxSmriSfYz+USnWPY7AufNIadK6MEJMx9ApD/oD OlTrorhX2lFEilmcO2RdNtjC5xDF9pCuTyYBB5bi6bQ4syoJ3g9WQ0ymaiLzg5KdCXlKLjvcW893 SUOqXwnz5DrgnHtJTxOsQfEKIT7DmDSUCaxw7Rqn8787ZsmRM9e2VmPeBN4uqYvTtW7jvijg9N/y JsXecLq0q+WD6m8AAAD//wMAUEsDBBQABgAIAAAAIQA4/SH/1gAAAJQBAAALAAAAX3JlbHMvLnJl bHOkkMFqwzAMhu+DvYPRfXGawxijTi+j0GvpHsDYimMaW0Yy2fr2M4PBMnrbUb/Q94l/f/hMi1qR JVI2sOt6UJgd+ZiDgffL8ekFlFSbvV0oo4EbChzGx4f9GRdb25HMsYhqlCwG5lrLq9biZkxWOiqY 22YiTra2kYMu1l1tQD30/bPm3wwYN0x18gb45AdQl1tp5j/sFB2T0FQ7R0nTNEV3j6o9feQzro1i OWA14Fm+Q8a1a8+Bvu/d/dMb2JY5uiPbhG/ktn4cqGU/er3pcvwCAAD//wMAUEsDBBQABgAIAAAA IQAC57thMAIAAFwEAAAOAAAAZHJzL2Uyb0RvYy54bWysVE1vGjEQvVfqf7B8L7tQQpIVS0SJqCqh JBKpcjZem7Xk9bi2YZf++o69fDXtqerFjD2zzzPvPTN96BpN9sJ5Baakw0FOiTAcKmW2Jf3+uvx0 R4kPzFRMgxElPQhPH2YfP0xbW4gR1KAr4QiCGF+0tqR1CLbIMs9r0TA/ACsMJiW4hgXcum1WOdYi eqOzUZ5PshZcZR1w4T2ePvZJOkv4UgoenqX0IhBdUuwtpNWldRPXbDZlxdYxWyt+bIP9QxcNUwYv PUM9ssDIzqk/oBrFHXiQYcChyUBKxUWaAacZ5u+mWdfMijQLkuPtmSb//2D5035tXxwJ3RfoUMBI SGt94fEwztNJ18Rf7JRgHik8nGkTXSAcD8f3o9tJjimOubvb4QiFiTjZ5XPrfPgqoCExKKlDXRJd bL/yoS89lcTbPGhVLZXWaRO9IBbakT1DFXVITSL4b1XakLakk883eQI2ED/vkbXBXi5DxSh0m46o Cns/DbyB6oA8OOgt4i1fKux1xXx4YQ49gfOhz8MzLlID3gXHiJIa3M+/ncd6lAqzlLTosZL6Hzvm BCX6m0ER74fjcTRl2oxvbke4cdeZzXXG7JoFIAFDfFGWpzDWB30KpYPmDZ/DPN6KKWY43l3ScAoX oXc+Picu5vNUhDa0LKzM2vIIHQmPSrx2b8zZo1wBlX6CkxtZ8U61vjZ+aWC+CyBVkjTy3LN6pB8t nExxfG7xjVzvU9XlT2H2CwAA//8DAFBLAwQUAAYACAAAACEAXauK7OMAAAAMAQAADwAAAGRycy9k b3ducmV2LnhtbEyPS0/DMBCE70j8B2uRuCDqpGkDDXEqhHhI3Gh4iJsbL0lEvI5iNwn/nu0Jbrs7 o9lv8u1sOzHi4FtHCuJFBAKpcqalWsFr+XB5DcIHTUZ3jlDBD3rYFqcnuc6Mm+gFx12oBYeQz7SC JoQ+k9JXDVrtF65HYu3LDVYHXodamkFPHG47uYyiVFrdEn9odI93DVbfu4NV8HlRfzz7+fFtStZJ f/80llfvplTq/Gy+vQERcA5/ZjjiMzoUzLR3BzJedApW8Yq7BAXLJAVxNMSbiC97npLNOgVZ5PJ/ ieIXAAD//wMAUEsBAi0AFAAGAAgAAAAhALaDOJL+AAAA4QEAABMAAAAAAAAAAAAAAAAAAAAAAFtD b250ZW50X1R5cGVzXS54bWxQSwECLQAUAAYACAAAACEAOP0h/9YAAACUAQAACwAAAAAAAAAAAAAA AAAvAQAAX3JlbHMvLnJlbHNQSwECLQAUAAYACAAAACEAAue7YTACAABcBAAADgAAAAAAAAAAAAAA AAAuAgAAZHJzL2Uyb0RvYy54bWxQSwECLQAUAAYACAAAACEAXauK7OMAAAAMAQAADwAAAAAAAAAA AAAAAACKBAAAZHJzL2Rvd25yZXYueG1sUEsFBgAAAAAEAAQA8wAAAJoFAAAAAA== " fillcolor="white [3201]" stroked="f" strokeweight=".5pt">
                 <v:textbox>
                   <w:txbxContent>
                     <w:p>
@@ -4397,7 +4227,7 @@
                                     </pic:cNvPicPr>
                                   </pic:nvPicPr>
                                   <pic:blipFill>
-                                    <a:blip r:embed="rId6">
+                                    <a:blip r:embed="rId8">
                                       <a:extLst>
                                         <a:ext uri="{28A0092B-C50C-407E-A947-70E740481C1C}">
                                           <a14:useLocalDpi xmlns:a14="http://schemas.microsoft.com/office/drawing/2010/main" val="0"/>
@@ -4483,7 +4313,7 @@
                                     </pic:cNvPicPr>
                                   </pic:nvPicPr>
                                   <pic:blipFill>
-                                    <a:blip r:embed="rId6">
+                                    <a:blip r:embed="rId8">
                                       <a:extLst>
                                         <a:ext uri="{28A0092B-C50C-407E-A947-70E740481C1C}">
                                           <a14:useLocalDpi xmlns:a14="http://schemas.microsoft.com/office/drawing/2010/main" val="0"/>
@@ -4819,7 +4649,77 @@
                                 <w:w w:val="95"/>
                                 <w:sz w:val="21"/>
                               </w:rPr>
-                              <w:t>As an individual contributor, designed and built the automation framework from the ground up using Cypress and Playwright (TypeScript) within a Page Object Model structure to validate Artemis Health’s benefits-analytics workflows.</w:t>
+                              <w:t xml:space="preserve">As an individual contributor, designed and maintained an automation framework using </w:t>
+                            </w:r>
+                            <w:r>
+                              <w:rPr>
+                                <w:rFonts w:ascii="Arial" w:hAnsi="Arial" w:cs="Arial"/>
+                                <w:b/>
+                                <w:color w:val="7B3811"/>
+                                <w:w w:val="95"/>
+                                <w:sz w:val="21"/>
+                              </w:rPr>
+                              <w:t>Playwright</w:t>
+                            </w:r>
+                            <w:r>
+                              <w:rPr>
+                                <w:rFonts w:ascii="Arial" w:hAnsi="Arial" w:cs="Arial"/>
+                                <w:b/>
+                                <w:color w:val="7B3811"/>
+                                <w:w w:val="95"/>
+                                <w:sz w:val="21"/>
+                              </w:rPr>
+                              <w:t xml:space="preserve"> </w:t>
+                            </w:r>
+                            <w:r>
+                              <w:rPr>
+                                <w:rFonts w:ascii="Arial" w:hAnsi="Arial" w:cs="Arial"/>
+                                <w:b/>
+                                <w:color w:val="7B3811"/>
+                                <w:w w:val="95"/>
+                                <w:sz w:val="21"/>
+                              </w:rPr>
+                              <w:t>and</w:t>
+                            </w:r>
+                            <w:r>
+                              <w:rPr>
+                                <w:rFonts w:ascii="Arial" w:hAnsi="Arial" w:cs="Arial"/>
+                                <w:b/>
+                                <w:color w:val="7B3811"/>
+                                <w:w w:val="95"/>
+                                <w:sz w:val="21"/>
+                              </w:rPr>
+                              <w:t xml:space="preserve"> </w:t>
+                            </w:r>
+                            <w:r>
+                              <w:rPr>
+                                <w:rFonts w:ascii="Arial" w:hAnsi="Arial" w:cs="Arial"/>
+                                <w:b/>
+                                <w:color w:val="7B3811"/>
+                                <w:w w:val="95"/>
+                                <w:sz w:val="21"/>
+                              </w:rPr>
+                              <w:t>Cypress</w:t>
+                            </w:r>
+                            <w:r>
+                              <w:rPr>
+                                <w:rFonts w:ascii="Arial" w:hAnsi="Arial" w:cs="Arial"/>
+                                <w:bCs/>
+                                <w:color w:val="7B3811"/>
+                                <w:w w:val="95"/>
+                                <w:sz w:val="21"/>
+                              </w:rPr>
+                              <w:t xml:space="preserve"> </w:t>
+                            </w:r>
+                            <w:r>
+                              <w:rPr>
+                                <w:rFonts w:ascii="Arial" w:hAnsi="Arial" w:cs="Arial"/>
+                                <w:bCs/>
+                                <w:color w:val="7B3811"/>
+                                <w:w w:val="95"/>
+                                <w:sz w:val="21"/>
+                              </w:rPr>
+                              <w:t>(TypeScript), with reusable page objects, fixtures, and utility components, to validate benefits-analytics dashboards and reporting workflows.</w:t>
                             </w:r>
                           </w:p>
                           <w:p>
@@ -4849,7 +4749,7 @@
                                 <w:w w:val="95"/>
                                 <w:sz w:val="21"/>
                               </w:rPr>
-                              <w:t>Also managed and guided the QA team, setting testing priorities and reviewing coverage across releases.</w:t>
+                              <w:t>Automated functional, regression, smoke, and sanity scenarios covering benefits calculations, plan comparisons, and reporting outputs.</w:t>
                             </w:r>
                           </w:p>
                           <w:p>
@@ -4879,7 +4779,7 @@
                                 <w:w w:val="95"/>
                                 <w:sz w:val="21"/>
                               </w:rPr>
-                              <w:t>Continuously refactored and extended the automation suite as the platform grew, improving execution efficiency and broadening test coverage.</w:t>
+                              <w:t>Performed API testing and integrated API-level validations into the automation workflow to verify data accuracy between backend services and analytics dashboards.</w:t>
                             </w:r>
                           </w:p>
                           <w:p>
@@ -4909,7 +4809,7 @@
                                 <w:w w:val="95"/>
                                 <w:sz w:val="21"/>
                               </w:rPr>
-                              <w:t>Used GitHub for version control and CI/CD, scheduling and executing automation scripts to keep test runs continuous and repeatable.</w:t>
+                              <w:t>Executed automation suites through CI/CD pipelines on every release, analyzing test failures to distinguish real application defects from automation or environment issues.</w:t>
                             </w:r>
                           </w:p>
                           <w:p>
@@ -4939,37 +4839,7 @@
                                 <w:w w:val="95"/>
                                 <w:sz w:val="21"/>
                               </w:rPr>
-                              <w:t>Authored test cases, scripts, and scenarios directly from software requirements and design specifications for each new feature.</w:t>
-                            </w:r>
-                          </w:p>
-                          <w:p>
-                            <w:pPr>
-                              <w:pStyle w:val="ListParagraph"/>
-                              <w:numPr>
-                                <w:ilvl w:val="0"/>
-                                <w:numId w:val="3"/>
-                              </w:numPr>
-                              <w:spacing w:after="120"/>
-                              <w:ind w:right="144"/>
-                              <w:contextualSpacing w:val="0"/>
-                              <w:jc w:val="both"/>
-                              <w:rPr>
-                                <w:rFonts w:ascii="Arial" w:hAnsi="Arial" w:cs="Arial"/>
-                                <w:bCs/>
-                                <w:color w:val="7B3811"/>
-                                <w:w w:val="95"/>
-                                <w:sz w:val="21"/>
-                              </w:rPr>
-                            </w:pPr>
-                            <w:r>
-                              <w:rPr>
-                                <w:rFonts w:ascii="Arial" w:hAnsi="Arial" w:cs="Arial"/>
-                                <w:bCs/>
-                                <w:color w:val="7B3811"/>
-                                <w:w w:val="95"/>
-                                <w:sz w:val="21"/>
-                              </w:rPr>
-                              <w:t>Ran regression testing on every release to confirm new changes didn’t affect existing reporting and analytics functionality.</w:t>
+                              <w:t>Also managed and guided the QA team, setting testing priorities and reviewing coverage across releases.</w:t>
                             </w:r>
                           </w:p>
                           <w:p>
@@ -5045,7 +4915,11 @@
           </mc:Choice>
           <mc:Fallback>
             <w:pict>
-              <v:shape w14:anchorId="1213AEAD" id="Text Box 10" o:spid="_x0000_s1031" type="#_x0000_t202" style="position:absolute;margin-left:231pt;margin-top:9.3pt;width:365pt;height:333pt;z-index:251667456;visibility:visible;mso-wrap-style:square;mso-width-percent:0;mso-height-percent:0;mso-wrap-distance-left:9pt;mso-wrap-distance-top:0;mso-wrap-distance-right:9pt;mso-wrap-distance-bottom:0;mso-position-horizontal:absolute;mso-position-horizontal-relative:text;mso-position-vertical:absolute;mso-position-vertical-relative:text;mso-width-percent:0;mso-height-percent:0;mso-width-relative:margin;mso-height-relative:margin;v-text-anchor:top" o:gfxdata="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" fillcolor="white [3201]" stroked="f" strokeweight=".5pt">
+              <v:shapetype w14:anchorId="1213AEAD" id="_x0000_t202" coordsize="21600,21600" o:spt="202" path="m,l,21600r21600,l21600,xe">
+                <v:stroke joinstyle="miter"/>
+                <v:path gradientshapeok="t" o:connecttype="rect"/>
+              </v:shapetype>
+              <v:shape id="Text Box 10" o:spid="_x0000_s1031" type="#_x0000_t202" style="position:absolute;margin-left:231pt;margin-top:9.3pt;width:365pt;height:333pt;z-index:251667456;visibility:visible;mso-wrap-style:square;mso-width-percent:0;mso-height-percent:0;mso-wrap-distance-left:9pt;mso-wrap-distance-top:0;mso-wrap-distance-right:9pt;mso-wrap-distance-bottom:0;mso-position-horizontal:absolute;mso-position-horizontal-relative:text;mso-position-vertical:absolute;mso-position-vertical-relative:text;mso-width-percent:0;mso-height-percent:0;mso-width-relative:margin;mso-height-relative:margin;v-text-anchor:top" o:gfxdata="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" fillcolor="white [3201]" stroked="f" strokeweight=".5pt">
                 <v:textbox>
                   <w:txbxContent>
                     <w:p>
@@ -5209,7 +5083,77 @@
                           <w:w w:val="95"/>
                           <w:sz w:val="21"/>
                         </w:rPr>
-                        <w:t>As an individual contributor, designed and built the automation framework from the ground up using Cypress and Playwright (TypeScript) within a Page Object Model structure to validate Artemis Health’s benefits-analytics workflows.</w:t>
+                        <w:t xml:space="preserve">As an individual contributor, designed and maintained an automation framework using </w:t>
+                      </w:r>
+                      <w:r>
+                        <w:rPr>
+                          <w:rFonts w:ascii="Arial" w:hAnsi="Arial" w:cs="Arial"/>
+                          <w:b/>
+                          <w:color w:val="7B3811"/>
+                          <w:w w:val="95"/>
+                          <w:sz w:val="21"/>
+                        </w:rPr>
+                        <w:t>Playwright</w:t>
+                      </w:r>
+                      <w:r>
+                        <w:rPr>
+                          <w:rFonts w:ascii="Arial" w:hAnsi="Arial" w:cs="Arial"/>
+                          <w:b/>
+                          <w:color w:val="7B3811"/>
+                          <w:w w:val="95"/>
+                          <w:sz w:val="21"/>
+                        </w:rPr>
+                        <w:t xml:space="preserve"> </w:t>
+                      </w:r>
+                      <w:r>
+                        <w:rPr>
+                          <w:rFonts w:ascii="Arial" w:hAnsi="Arial" w:cs="Arial"/>
+                          <w:b/>
+                          <w:color w:val="7B3811"/>
+                          <w:w w:val="95"/>
+                          <w:sz w:val="21"/>
+                        </w:rPr>
+                        <w:t>and</w:t>
+                      </w:r>
+                      <w:r>
+                        <w:rPr>
+                          <w:rFonts w:ascii="Arial" w:hAnsi="Arial" w:cs="Arial"/>
+                          <w:b/>
+                          <w:color w:val="7B3811"/>
+                          <w:w w:val="95"/>
+                          <w:sz w:val="21"/>
+                        </w:rPr>
+                        <w:t xml:space="preserve"> </w:t>
+                      </w:r>
+                      <w:r>
+                        <w:rPr>
+                          <w:rFonts w:ascii="Arial" w:hAnsi="Arial" w:cs="Arial"/>
+                          <w:b/>
+                          <w:color w:val="7B3811"/>
+                          <w:w w:val="95"/>
+                          <w:sz w:val="21"/>
+                        </w:rPr>
+                        <w:t>Cypress</w:t>
+                      </w:r>
+                      <w:r>
+                        <w:rPr>
+                          <w:rFonts w:ascii="Arial" w:hAnsi="Arial" w:cs="Arial"/>
+                          <w:bCs/>
+                          <w:color w:val="7B3811"/>
+                          <w:w w:val="95"/>
+                          <w:sz w:val="21"/>
+                        </w:rPr>
+                        <w:t xml:space="preserve"> </w:t>
+                      </w:r>
+                      <w:r>
+                        <w:rPr>
+                          <w:rFonts w:ascii="Arial" w:hAnsi="Arial" w:cs="Arial"/>
+                          <w:bCs/>
+                          <w:color w:val="7B3811"/>
+                          <w:w w:val="95"/>
+                          <w:sz w:val="21"/>
+                        </w:rPr>
+                        <w:t>(TypeScript), with reusable page objects, fixtures, and utility components, to validate benefits-analytics dashboards and reporting workflows.</w:t>
                       </w:r>
                     </w:p>
                     <w:p>
@@ -5239,7 +5183,7 @@
                           <w:w w:val="95"/>
                           <w:sz w:val="21"/>
                         </w:rPr>
-                        <w:t>Also managed and guided the QA team, setting testing priorities and reviewing coverage across releases.</w:t>
+                        <w:t>Automated functional, regression, smoke, and sanity scenarios covering benefits calculations, plan comparisons, and reporting outputs.</w:t>
                       </w:r>
                     </w:p>
                     <w:p>
@@ -5269,7 +5213,7 @@
                           <w:w w:val="95"/>
                           <w:sz w:val="21"/>
                         </w:rPr>
-                        <w:t>Continuously refactored and extended the automation suite as the platform grew, improving execution efficiency and broadening test coverage.</w:t>
+                        <w:t>Performed API testing and integrated API-level validations into the automation workflow to verify data accuracy between backend services and analytics dashboards.</w:t>
                       </w:r>
                     </w:p>
                     <w:p>
@@ -5299,7 +5243,7 @@
                           <w:w w:val="95"/>
                           <w:sz w:val="21"/>
                         </w:rPr>
-                        <w:t>Used GitHub for version control and CI/CD, scheduling and executing automation scripts to keep test runs continuous and repeatable.</w:t>
+                        <w:t>Executed automation suites through CI/CD pipelines on every release, analyzing test failures to distinguish real application defects from automation or environment issues.</w:t>
                       </w:r>
                     </w:p>
                     <w:p>
@@ -5329,37 +5273,7 @@
                           <w:w w:val="95"/>
                           <w:sz w:val="21"/>
                         </w:rPr>
-                        <w:t>Authored test cases, scripts, and scenarios directly from software requirements and design specifications for each new feature.</w:t>
-                      </w:r>
-                    </w:p>
-                    <w:p>
-                      <w:pPr>
-                        <w:pStyle w:val="ListParagraph"/>
-                        <w:numPr>
-                          <w:ilvl w:val="0"/>
-                          <w:numId w:val="3"/>
-                        </w:numPr>
-                        <w:spacing w:after="120"/>
-                        <w:ind w:right="144"/>
-                        <w:contextualSpacing w:val="0"/>
-                        <w:jc w:val="both"/>
-                        <w:rPr>
-                          <w:rFonts w:ascii="Arial" w:hAnsi="Arial" w:cs="Arial"/>
-                          <w:bCs/>
-                          <w:color w:val="7B3811"/>
-                          <w:w w:val="95"/>
-                          <w:sz w:val="21"/>
-                        </w:rPr>
-                      </w:pPr>
-                      <w:r>
-                        <w:rPr>
-                          <w:rFonts w:ascii="Arial" w:hAnsi="Arial" w:cs="Arial"/>
-                          <w:bCs/>
-                          <w:color w:val="7B3811"/>
-                          <w:w w:val="95"/>
-                          <w:sz w:val="21"/>
-                        </w:rPr>
-                        <w:t>Ran regression testing on every release to confirm new changes didn’t affect existing reporting and analytics functionality.</w:t>
+                        <w:t>Also managed and guided the QA team, setting testing priorities and reviewing coverage across releases.</w:t>
                       </w:r>
                     </w:p>
                     <w:p>
@@ -5629,7 +5543,27 @@
                                 <w:w w:val="95"/>
                                 <w:sz w:val="21"/>
                               </w:rPr>
-                              <w:t>As an individual contributor, designed and built the test automation framework from scratch using Robot Framework and Python within a structured Page Object Model, tailored to Ritchie Bros.’ asset listing and transaction workflows.</w:t>
+                              <w:t xml:space="preserve">As an individual contributor, built a test automation framework using </w:t>
+                            </w:r>
+                            <w:r>
+                              <w:rPr>
+                                <w:rFonts w:ascii="Arial" w:hAnsi="Arial" w:cs="Arial"/>
+                                <w:b/>
+                                <w:color w:val="7B3811"/>
+                                <w:w w:val="95"/>
+                                <w:sz w:val="21"/>
+                              </w:rPr>
+                              <w:t>Robot Framework</w:t>
+                            </w:r>
+                            <w:r>
+                              <w:rPr>
+                                <w:rFonts w:ascii="Arial" w:hAnsi="Arial" w:cs="Arial"/>
+                                <w:bCs/>
+                                <w:color w:val="7B3811"/>
+                                <w:w w:val="95"/>
+                                <w:sz w:val="21"/>
+                              </w:rPr>
+                              <w:t xml:space="preserve"> and Python with a structured Page Object Model tailored to asset listing, bidding, and auction transaction workflows.</w:t>
                             </w:r>
                           </w:p>
                           <w:p>
@@ -5659,7 +5593,7 @@
                                 <w:w w:val="95"/>
                                 <w:sz w:val="21"/>
                               </w:rPr>
-                              <w:t>Authored test cases, scripts, and scenarios mapped directly to software requirements and design specifications.</w:t>
+                              <w:t>Automated functional, regression, and sanity scenarios across asset search, listing detail, bid placement, and checkout flows.</w:t>
                             </w:r>
                           </w:p>
                           <w:p>
@@ -5689,7 +5623,7 @@
                                 <w:w w:val="95"/>
                                 <w:sz w:val="21"/>
                               </w:rPr>
-                              <w:t>Flagged risks and dependencies early enough to keep releases on schedule, briefing stakeholders as issues emerged.</w:t>
+                              <w:t>Performed root cause analysis on automation and application failures to keep defect turnaround fast during release cycles.</w:t>
                             </w:r>
                           </w:p>
                           <w:p>
@@ -5719,7 +5653,7 @@
                                 <w:w w:val="95"/>
                                 <w:sz w:val="21"/>
                               </w:rPr>
-                              <w:t>Also managed and mentored the QA team, aligning testing priorities and skill development across the group.</w:t>
+                              <w:t>Flagged risks and dependencies early enough to keep releases on schedule, briefing stakeholders as issues emerged.</w:t>
                             </w:r>
                           </w:p>
                           <w:p>
@@ -5749,7 +5683,7 @@
                                 <w:w w:val="95"/>
                                 <w:sz w:val="21"/>
                               </w:rPr>
-                              <w:t>Maintained and extended the automation suite over time, improving efficiency and broadening coverage as the platform evolved.</w:t>
+                              <w:t>Also managed and mentored the QA team, aligning testing priorities and skill development across the group.</w:t>
                             </w:r>
                           </w:p>
                           <w:p>
@@ -5809,7 +5743,7 @@
                                 <w:w w:val="95"/>
                                 <w:sz w:val="21"/>
                               </w:rPr>
-                              <w:t>Executed regression testing on each release to confirm new changes did not affect existing asset and transaction functionality.</w:t>
+                              <w:t>Executed regression testing on each release to confirm new changes did not affect existing bidding, asset, or transaction functionality.</w:t>
                             </w:r>
                           </w:p>
                         </w:txbxContent>
@@ -5961,7 +5895,27 @@
                           <w:w w:val="95"/>
                           <w:sz w:val="21"/>
                         </w:rPr>
-                        <w:t>As an individual contributor, designed and built the test automation framework from scratch using Robot Framework and Python within a structured Page Object Model, tailored to Ritchie Bros.’ asset listing and transaction workflows.</w:t>
+                        <w:t xml:space="preserve">As an individual contributor, built a test automation framework using </w:t>
+                      </w:r>
+                      <w:r>
+                        <w:rPr>
+                          <w:rFonts w:ascii="Arial" w:hAnsi="Arial" w:cs="Arial"/>
+                          <w:b/>
+                          <w:color w:val="7B3811"/>
+                          <w:w w:val="95"/>
+                          <w:sz w:val="21"/>
+                        </w:rPr>
+                        <w:t>Robot Framework</w:t>
+                      </w:r>
+                      <w:r>
+                        <w:rPr>
+                          <w:rFonts w:ascii="Arial" w:hAnsi="Arial" w:cs="Arial"/>
+                          <w:bCs/>
+                          <w:color w:val="7B3811"/>
+                          <w:w w:val="95"/>
+                          <w:sz w:val="21"/>
+                        </w:rPr>
+                        <w:t xml:space="preserve"> and Python with a structured Page Object Model tailored to asset listing, bidding, and auction transaction workflows.</w:t>
                       </w:r>
                     </w:p>
                     <w:p>
@@ -5991,7 +5945,7 @@
                           <w:w w:val="95"/>
                           <w:sz w:val="21"/>
                         </w:rPr>
-                        <w:t>Authored test cases, scripts, and scenarios mapped directly to software requirements and design specifications.</w:t>
+                        <w:t>Automated functional, regression, and sanity scenarios across asset search, listing detail, bid placement, and checkout flows.</w:t>
                       </w:r>
                     </w:p>
                     <w:p>
@@ -6021,7 +5975,7 @@
                           <w:w w:val="95"/>
                           <w:sz w:val="21"/>
                         </w:rPr>
-                        <w:t>Flagged risks and dependencies early enough to keep releases on schedule, briefing stakeholders as issues emerged.</w:t>
+                        <w:t>Performed root cause analysis on automation and application failures to keep defect turnaround fast during release cycles.</w:t>
                       </w:r>
                     </w:p>
                     <w:p>
@@ -6051,7 +6005,7 @@
                           <w:w w:val="95"/>
                           <w:sz w:val="21"/>
                         </w:rPr>
-                        <w:t>Also managed and mentored the QA team, aligning testing priorities and skill development across the group.</w:t>
+                        <w:t>Flagged risks and dependencies early enough to keep releases on schedule, briefing stakeholders as issues emerged.</w:t>
                       </w:r>
                     </w:p>
                     <w:p>
@@ -6081,7 +6035,7 @@
                           <w:w w:val="95"/>
                           <w:sz w:val="21"/>
                         </w:rPr>
-                        <w:t>Maintained and extended the automation suite over time, improving efficiency and broadening coverage as the platform evolved.</w:t>
+                        <w:t>Also managed and mentored the QA team, aligning testing priorities and skill development across the group.</w:t>
                       </w:r>
                     </w:p>
                     <w:p>
@@ -6141,7 +6095,7 @@
                           <w:w w:val="95"/>
                           <w:sz w:val="21"/>
                         </w:rPr>
-                        <w:t>Executed regression testing on each release to confirm new changes did not affect existing asset and transaction functionality.</w:t>
+                        <w:t>Executed regression testing on each release to confirm new changes did not affect existing bidding, asset, or transaction functionality.</w:t>
                       </w:r>
                     </w:p>
                   </w:txbxContent>
@@ -6251,7 +6205,7 @@
                                           </pic:cNvPicPr>
                                         </pic:nvPicPr>
                                         <pic:blipFill>
-                                          <a:blip r:embed="rId5">
+                                          <a:blip r:embed="rId6">
                                             <a:extLst>
                                               <a:ext uri="{28A0092B-C50C-407E-A947-70E740481C1C}">
                                                 <a14:useLocalDpi xmlns:a14="http://schemas.microsoft.com/office/drawing/2010/main" val="0"/>
@@ -6421,7 +6375,7 @@
                                           </pic:cNvPicPr>
                                         </pic:nvPicPr>
                                         <pic:blipFill>
-                                          <a:blip r:embed="rId5">
+                                          <a:blip r:embed="rId6">
                                             <a:extLst>
                                               <a:ext uri="{28A0092B-C50C-407E-A947-70E740481C1C}">
                                                 <a14:useLocalDpi xmlns:a14="http://schemas.microsoft.com/office/drawing/2010/main" val="0"/>
@@ -6473,35 +6427,7 @@
                                 <w:rFonts w:ascii="Arial" w:hAnsi="Arial" w:cs="Arial"/>
                                 <w:color w:val="803C0E"/>
                               </w:rPr>
-                              <w:t>M</w:t>
-                            </w:r>
-                            <w:r>
-                              <w:rPr>
-                                <w:rFonts w:ascii="Arial" w:hAnsi="Arial" w:cs="Arial"/>
-                                <w:color w:val="803C0E"/>
-                              </w:rPr>
-                              <w:t>.</w:t>
-                            </w:r>
-                            <w:r>
-                              <w:rPr>
-                                <w:rFonts w:ascii="Arial" w:hAnsi="Arial" w:cs="Arial"/>
-                                <w:color w:val="803C0E"/>
-                              </w:rPr>
-                              <w:t>C</w:t>
-                            </w:r>
-                            <w:r>
-                              <w:rPr>
-                                <w:rFonts w:ascii="Arial" w:hAnsi="Arial" w:cs="Arial"/>
-                                <w:color w:val="803C0E"/>
-                              </w:rPr>
-                              <w:t>.</w:t>
-                            </w:r>
-                            <w:r>
-                              <w:rPr>
-                                <w:rFonts w:ascii="Arial" w:hAnsi="Arial" w:cs="Arial"/>
-                                <w:color w:val="803C0E"/>
-                              </w:rPr>
-                              <w:t xml:space="preserve">A </w:t>
+                              <w:t xml:space="preserve">M.C.A </w:t>
                             </w:r>
                           </w:p>
                           <w:p>
@@ -6522,14 +6448,7 @@
                                 <w:rFonts w:ascii="Arial" w:hAnsi="Arial" w:cs="Arial"/>
                                 <w:color w:val="803C0E"/>
                               </w:rPr>
-                              <w:t>B.Sc</w:t>
-                            </w:r>
-                            <w:r>
-                              <w:rPr>
-                                <w:rFonts w:ascii="Arial" w:hAnsi="Arial" w:cs="Arial"/>
-                                <w:color w:val="803C0E"/>
-                              </w:rPr>
-                              <w:t xml:space="preserve"> (Computers)</w:t>
+                              <w:t>B.Sc (Computers)</w:t>
                             </w:r>
                           </w:p>
                         </w:txbxContent>
@@ -6552,9 +6471,9 @@
               </wp:anchor>
             </w:drawing>
           </mc:Choice>
-          <mc:Fallback>
+          <mc:Fallback xmlns:w16cei="http://schemas.microsoft.com/office/word/2026/wordml/cei">
             <w:pict>
-              <v:shape w14:anchorId="393195EA" id="Text Box 14" o:spid="_x0000_s1033" type="#_x0000_t202" style="position:absolute;margin-left:0;margin-top:35.8pt;width:209pt;height:603.5pt;z-index:251663360;visibility:visible;mso-wrap-style:square;mso-width-percent:0;mso-height-percent:0;mso-wrap-distance-left:9pt;mso-wrap-distance-top:0;mso-wrap-distance-right:9pt;mso-wrap-distance-bottom:0;mso-position-horizontal:left;mso-position-horizontal-relative:margin;mso-position-vertical:absolute;mso-position-vertical-relative:text;mso-width-percent:0;mso-height-percent:0;mso-width-relative:margin;mso-height-relative:margin;v-text-anchor:top" o:gfxdata="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" fillcolor="#fffff0" strokecolor="#f2f2f2 [3052]" strokeweight=".5pt">
+              <v:shape w14:anchorId="393195EA" id="Text Box 14" o:spid="_x0000_s1033" type="#_x0000_t202" style="position:absolute;margin-left:0;margin-top:35.8pt;width:209pt;height:603.5pt;z-index:251663360;visibility:visible;mso-wrap-style:square;mso-width-percent:0;mso-height-percent:0;mso-wrap-distance-left:9pt;mso-wrap-distance-top:0;mso-wrap-distance-right:9pt;mso-wrap-distance-bottom:0;mso-position-horizontal:left;mso-position-horizontal-relative:margin;mso-position-vertical:absolute;mso-position-vertical-relative:text;mso-width-percent:0;mso-height-percent:0;mso-width-relative:margin;mso-height-relative:margin;v-text-anchor:top" o:gfxdata="UEsDBBQABgAIAAAAIQC2gziS/gAAAOEBAAATAAAAW0NvbnRlbnRfVHlwZXNdLnhtbJSRQU7DMBBF 90jcwfIWJU67QAgl6YK0S0CoHGBkTxKLZGx5TGhvj5O2G0SRWNoz/78nu9wcxkFMGNg6quQqL6RA 0s5Y6ir5vt9lD1JwBDIwOMJKHpHlpr69KfdHjyxSmriSfYz+USnWPY7AufNIadK6MEJMx9ApD/oD OlTrorhX2lFEilmcO2RdNtjC5xDF9pCuTyYBB5bi6bQ4syoJ3g9WQ0ymaiLzg5KdCXlKLjvcW893 SUOqXwnz5DrgnHtJTxOsQfEKIT7DmDSUCaxw7Rqn8787ZsmRM9e2VmPeBN4uqYvTtW7jvijg9N/y JsXecLq0q+WD6m8AAAD//wMAUEsDBBQABgAIAAAAIQA4/SH/1gAAAJQBAAALAAAAX3JlbHMvLnJl bHOkkMFqwzAMhu+DvYPRfXGawxijTi+j0GvpHsDYimMaW0Yy2fr2M4PBMnrbUb/Q94l/f/hMi1qR JVI2sOt6UJgd+ZiDgffL8ekFlFSbvV0oo4EbChzGx4f9GRdb25HMsYhqlCwG5lrLq9biZkxWOiqY 22YiTra2kYMu1l1tQD30/bPm3wwYN0x18gb45AdQl1tp5j/sFB2T0FQ7R0nTNEV3j6o9feQzro1i OWA14Fm+Q8a1a8+Bvu/d/dMb2JY5uiPbhG/ktn4cqGU/er3pcvwCAAD//wMAUEsDBBQABgAIAAAA IQBSJWvOTQIAAKkEAAAOAAAAZHJzL2Uyb0RvYy54bWysVFFv2jAQfp+0/2D5fSTQQNeIUDEqpkms rUSnPjuOQyI5Ps82JOzX7+wQYO2epvFgzr7ju7vvvmN+3zWSHISxNaiMjkcxJUJxKGq1y+iPl/Wn z5RYx1TBJCiR0aOw9H7x8cO81amYQAWyEIYgiLJpqzNaOafTKLK8Eg2zI9BCobME0zCHV7OLCsNa RG9kNInjWdSCKbQBLqzF14feSRcBvywFd09laYUjMqNYmwunCWfuz2gxZ+nOMF3V/FQG+4cqGlYr THqGemCOkb2p30E1NTdgoXQjDk0EZVlzEXrAbsbxm262FdMi9ILkWH2myf4/WP542OpnQ1z3BToc oCek1Ta1+Oj76UrT+G+slKAfKTyeaROdIxwfJ7NpchOji6PvdjZLkmkgNrr8XBvrvgpoiDcyanAu gS522FiHKTF0CPHZLMi6WNdShovZ5StpyIHhDNf+M6D/ESYVaTM6u8Hc7yG8nMQZJN+NQ4zcN9+h 6IHvpjG20JcS1OfDQ2FXWbBMqfDxwpC3XJd3pC6w94G9HIojkmqg15vVfF1j4xtm3TMzKDAkC5fG PeFRSsC64WRRUoH59bd3H49zRy8lLQo2o/bnnhlBifymUBF34yTxCg+XZHo7wYu59uTXHrVvVoB8 jnE9NQ+mj3dyMEsDzSvu1tJnRRdTHHNn1A3myvVrhLvJxXIZglDTmrmN2mruof0c/Fhfuldm9Gn2 DmXzCIO0WfpGAn2s/6WC5d5BWQd9eJ57Vk/04z6E6Zx21y/c9T1EXf5hFr8BAAD//wMAUEsDBBQA BgAIAAAAIQAMnbMw3wAAAAgBAAAPAAAAZHJzL2Rvd25yZXYueG1sTI9RS8NAEITfBf/DsYIvYi+p mh4xl1IERSxIbfsDrsk2Cb3bC7lrGv+965M+7s4w802xnJwVIw6h86QhnSUgkCpfd9Ro2O9e7xWI EA3VxnpCDd8YYFleXxUmr/2FvnDcxkZwCIXcaGhj7HMpQ9WiM2HmeyTWjn5wJvI5NLIezIXDnZXz JMmkMx1xQ2t6fGmxOm3Pjkve18q/ncLD3ceTPWbjZvWpaKP17c20egYRcYp/ZvjFZ3Qomengz1QH YTXwkKhhkWYgWH1MFT8ObJsvVAayLOT/AeUPAAAA//8DAFBLAQItABQABgAIAAAAIQC2gziS/gAA AOEBAAATAAAAAAAAAAAAAAAAAAAAAABbQ29udGVudF9UeXBlc10ueG1sUEsBAi0AFAAGAAgAAAAh ADj9If/WAAAAlAEAAAsAAAAAAAAAAAAAAAAALwEAAF9yZWxzLy5yZWxzUEsBAi0AFAAGAAgAAAAh AFIla85NAgAAqQQAAA4AAAAAAAAAAAAAAAAALgIAAGRycy9lMm9Eb2MueG1sUEsBAi0AFAAGAAgA AAAhAAydszDfAAAACAEAAA8AAAAAAAAAAAAAAAAApwQAAGRycy9kb3ducmV2LnhtbFBLBQYAAAAA BAAEAPMAAACzBQAAAAA= " fillcolor="#fffff0" strokecolor="#f2f2f2 [3052]" strokeweight=".5pt">
                 <v:textbox>
                   <w:txbxContent>
                     <w:p>
@@ -6609,7 +6528,7 @@
                                     </pic:cNvPicPr>
                                   </pic:nvPicPr>
                                   <pic:blipFill>
-                                    <a:blip r:embed="rId5">
+                                    <a:blip r:embed="rId6">
                                       <a:extLst>
                                         <a:ext uri="{28A0092B-C50C-407E-A947-70E740481C1C}">
                                           <a14:useLocalDpi xmlns:a14="http://schemas.microsoft.com/office/drawing/2010/main" val="0"/>
@@ -6779,7 +6698,7 @@
                                     </pic:cNvPicPr>
                                   </pic:nvPicPr>
                                   <pic:blipFill>
-                                    <a:blip r:embed="rId5">
+                                    <a:blip r:embed="rId6">
                                       <a:extLst>
                                         <a:ext uri="{28A0092B-C50C-407E-A947-70E740481C1C}">
                                           <a14:useLocalDpi xmlns:a14="http://schemas.microsoft.com/office/drawing/2010/main" val="0"/>
@@ -6831,35 +6750,7 @@
                           <w:rFonts w:ascii="Arial" w:hAnsi="Arial" w:cs="Arial"/>
                           <w:color w:val="803C0E"/>
                         </w:rPr>
-                        <w:t>M</w:t>
-                      </w:r>
-                      <w:r>
-                        <w:rPr>
-                          <w:rFonts w:ascii="Arial" w:hAnsi="Arial" w:cs="Arial"/>
-                          <w:color w:val="803C0E"/>
-                        </w:rPr>
-                        <w:t>.</w:t>
-                      </w:r>
-                      <w:r>
-                        <w:rPr>
-                          <w:rFonts w:ascii="Arial" w:hAnsi="Arial" w:cs="Arial"/>
-                          <w:color w:val="803C0E"/>
-                        </w:rPr>
-                        <w:t>C</w:t>
-                      </w:r>
-                      <w:r>
-                        <w:rPr>
-                          <w:rFonts w:ascii="Arial" w:hAnsi="Arial" w:cs="Arial"/>
-                          <w:color w:val="803C0E"/>
-                        </w:rPr>
-                        <w:t>.</w:t>
-                      </w:r>
-                      <w:r>
-                        <w:rPr>
-                          <w:rFonts w:ascii="Arial" w:hAnsi="Arial" w:cs="Arial"/>
-                          <w:color w:val="803C0E"/>
-                        </w:rPr>
-                        <w:t xml:space="preserve">A </w:t>
+                        <w:t xml:space="preserve">M.C.A </w:t>
                       </w:r>
                     </w:p>
                     <w:p>
@@ -6880,14 +6771,7 @@
                           <w:rFonts w:ascii="Arial" w:hAnsi="Arial" w:cs="Arial"/>
                           <w:color w:val="803C0E"/>
                         </w:rPr>
-                        <w:t>B.Sc</w:t>
-                      </w:r>
-                      <w:r>
-                        <w:rPr>
-                          <w:rFonts w:ascii="Arial" w:hAnsi="Arial" w:cs="Arial"/>
-                          <w:color w:val="803C0E"/>
-                        </w:rPr>
-                        <w:t xml:space="preserve"> (Computers)</w:t>
+                        <w:t xml:space="preserve">B.Sc (Computers)</w:t>
                       </w:r>
                     </w:p>
                   </w:txbxContent>
@@ -7049,9 +6933,9 @@
               </wp:anchor>
             </w:drawing>
           </mc:Choice>
-          <mc:Fallback>
+          <mc:Fallback xmlns:w16cei="http://schemas.microsoft.com/office/word/2026/wordml/cei">
             <w:pict>
-              <v:shape w14:anchorId="086DABA0" id="Text Box 80" o:spid="_x0000_s1034" type="#_x0000_t202" style="position:absolute;margin-left:218.5pt;margin-top:0;width:388pt;height:59pt;z-index:251677696;visibility:visible;mso-wrap-style:square;mso-height-percent:0;mso-wrap-distance-left:9pt;mso-wrap-distance-top:0;mso-wrap-distance-right:9pt;mso-wrap-distance-bottom:0;mso-position-horizontal:absolute;mso-position-horizontal-relative:text;mso-position-vertical:absolute;mso-position-vertical-relative:text;mso-height-percent:0;mso-height-relative:margin;v-text-anchor:top" o:gfxdata="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" fillcolor="white [3201]" stroked="f" strokeweight=".5pt">
+              <v:shape w14:anchorId="086DABA0" id="Text Box 80" o:spid="_x0000_s1034" type="#_x0000_t202" style="position:absolute;margin-left:218.5pt;margin-top:0;width:388pt;height:59pt;z-index:251677696;visibility:visible;mso-wrap-style:square;mso-height-percent:0;mso-wrap-distance-left:9pt;mso-wrap-distance-top:0;mso-wrap-distance-right:9pt;mso-wrap-distance-bottom:0;mso-position-horizontal:absolute;mso-position-horizontal-relative:text;mso-position-vertical:absolute;mso-position-vertical-relative:text;mso-height-percent:0;mso-height-relative:margin;v-text-anchor:top" o:gfxdata="UEsDBBQABgAIAAAAIQC2gziS/gAAAOEBAAATAAAAW0NvbnRlbnRfVHlwZXNdLnhtbJSRQU7DMBBF 90jcwfIWJU67QAgl6YK0S0CoHGBkTxKLZGx5TGhvj5O2G0SRWNoz/78nu9wcxkFMGNg6quQqL6RA 0s5Y6ir5vt9lD1JwBDIwOMJKHpHlpr69KfdHjyxSmriSfYz+USnWPY7AufNIadK6MEJMx9ApD/oD OlTrorhX2lFEilmcO2RdNtjC5xDF9pCuTyYBB5bi6bQ4syoJ3g9WQ0ymaiLzg5KdCXlKLjvcW893 SUOqXwnz5DrgnHtJTxOsQfEKIT7DmDSUCaxw7Rqn8787ZsmRM9e2VmPeBN4uqYvTtW7jvijg9N/y JsXecLq0q+WD6m8AAAD//wMAUEsDBBQABgAIAAAAIQA4/SH/1gAAAJQBAAALAAAAX3JlbHMvLnJl bHOkkMFqwzAMhu+DvYPRfXGawxijTi+j0GvpHsDYimMaW0Yy2fr2M4PBMnrbUb/Q94l/f/hMi1qR JVI2sOt6UJgd+ZiDgffL8ekFlFSbvV0oo4EbChzGx4f9GRdb25HMsYhqlCwG5lrLq9biZkxWOiqY 22YiTra2kYMu1l1tQD30/bPm3wwYN0x18gb45AdQl1tp5j/sFB2T0FQ7R0nTNEV3j6o9feQzro1i OWA14Fm+Q8a1a8+Bvu/d/dMb2JY5uiPbhG/ktn4cqGU/er3pcvwCAAD//wMAUEsDBBQABgAIAAAA IQAx4b+zMQIAAFsEAAAOAAAAZHJzL2Uyb0RvYy54bWysVE1v2zAMvQ/YfxB0X+ykadoYcYosRYYB QVsgHXpWZCkRIIuapMTOfv0oOV/tdhp2kUmReiIfnzx5aGtN9sJ5Baak/V5OiTAcKmU2Jf3xuvhy T4kPzFRMgxElPQhPH6afP00aW4gBbEFXwhEEMb5obEm3Idgiyzzfipr5HlhhMCjB1Syg6zZZ5ViD 6LXOBnk+yhpwlXXAhfe4+9gF6TThSyl4eJbSi0B0SbG2kFaX1nVcs+mEFRvH7FbxYxnsH6qomTJ4 6RnqkQVGdk79AVUr7sCDDD0OdQZSKi5SD9hNP//QzWrLrEi9IDnenmny/w+WP+1X9sWR0H6FFgcY CWmsLzxuxn5a6er4xUoJxpHCw5k20QbCcXM4HtyNcgxxjN0NxzdoI0x2OW2dD98E1CQaJXU4lsQW 2y996FJPKfEyD1pVC6V1cqIUxFw7smc4RB1SjQj+Lksb0pR0dHObJ2AD8XiHrA3WcukpWqFdt0RV Jb0/9buG6oA0OOgU4i1fKKx1yXx4YQ4lge2hzMMzLlID3gVHi5ItuF9/24/5OCmMUtKgxErqf+6Y E5To7wZnOO4Ph1GTyRne3g3QcdeR9XXE7Oo5IAF9fFCWJzPmB30ypYP6DV/DLN6KIWY43l3ScDLn oRM+viYuZrOUhCq0LCzNyvIIHQmPk3ht35izx3EFHPQTnMTIig9T63LjSQOzXQCp0kgjzx2rR/pR wUkUx9cWn8i1n7Iu/4TpbwAAAP//AwBQSwMEFAAGAAgAAAAhALQwVHLgAAAACQEAAA8AAABkcnMv ZG93bnJldi54bWxMj09Lw0AQxe9Cv8MyBS9iN2nUlphNEfEP9Gajlt622TEJZmdDdpvEb+/0pJfh DW9483vZZrKtGLD3jSMF8SICgVQ601Cl4L14vl6D8EGT0a0jVPCDHjb57CLTqXEjveGwC5XgEPKp VlCH0KVS+rJGq/3CdUjsfbne6sBrX0nT65HDbSuXUXQnrW6IP9S6w8cay+/dySo4XFX7rZ9ePsbk NumeXodi9WkKpS7n08M9iIBT+DuGMz6jQ85MR3ci40Wr4CZZcZeggOfZXsYJqyOreB2BzDP5v0H+ CwAA//8DAFBLAQItABQABgAIAAAAIQC2gziS/gAAAOEBAAATAAAAAAAAAAAAAAAAAAAAAABbQ29u dGVudF9UeXBlc10ueG1sUEsBAi0AFAAGAAgAAAAhADj9If/WAAAAlAEAAAsAAAAAAAAAAAAAAAAA LwEAAF9yZWxzLy5yZWxzUEsBAi0AFAAGAAgAAAAhADHhv7MxAgAAWwQAAA4AAAAAAAAAAAAAAAAA LgIAAGRycy9lMm9Eb2MueG1sUEsBAi0AFAAGAAgAAAAhALQwVHLgAAAACQEAAA8AAAAAAAAAAAAA AAAAiwQAAGRycy9kb3ducmV2LnhtbFBLBQYAAAAABAAEAPMAAACYBQAAAAA= " fillcolor="white [3201]" stroked="f" strokeweight=".5pt">
                 <v:textbox>
                   <w:txbxContent>
                     <w:p>
@@ -7297,18 +7181,7 @@
                                 <w:sz w:val="28"/>
                                 <w:szCs w:val="28"/>
                               </w:rPr>
-                              <w:t>9</w:t>
-                            </w:r>
-                            <w:r>
-                              <w:rPr>
-                                <w:rFonts w:ascii="Arial" w:hAnsi="Arial" w:cs="Arial"/>
-                                <w:b/>
-                                <w:bCs/>
-                                <w:color w:val="FFFFFF" w:themeColor="background1"/>
-                                <w:sz w:val="28"/>
-                                <w:szCs w:val="28"/>
-                              </w:rPr>
-                              <w:t>032903214</w:t>
+                              <w:t>9032903214</w:t>
                             </w:r>
                           </w:p>
                           <w:p>
@@ -7373,9 +7246,9 @@
               </wp:anchor>
             </w:drawing>
           </mc:Choice>
-          <mc:Fallback>
+          <mc:Fallback xmlns:w16cei="http://schemas.microsoft.com/office/word/2026/wordml/cei">
             <w:pict>
-              <v:shape w14:anchorId="4B28B4A9" id="Text Box 77" o:spid="_x0000_s1035" type="#_x0000_t202" style="position:absolute;margin-left:.5pt;margin-top:.5pt;width:206.5pt;height:187pt;z-index:251676672;visibility:visible;mso-wrap-style:square;mso-width-percent:0;mso-height-percent:0;mso-wrap-distance-left:9pt;mso-wrap-distance-top:5in;mso-wrap-distance-right:9pt;mso-wrap-distance-bottom:0;mso-position-horizontal:absolute;mso-position-horizontal-relative:margin;mso-position-vertical:absolute;mso-position-vertical-relative:text;mso-width-percent:0;mso-height-percent:0;mso-width-relative:margin;mso-height-relative:margin;v-text-anchor:top" o:gfxdata="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" fillcolor="#803c0e" strokeweight=".5pt">
+              <v:shape w14:anchorId="4B28B4A9" id="Text Box 77" o:spid="_x0000_s1035" type="#_x0000_t202" style="position:absolute;margin-left:.5pt;margin-top:.5pt;width:206.5pt;height:187pt;z-index:251676672;visibility:visible;mso-wrap-style:square;mso-width-percent:0;mso-height-percent:0;mso-wrap-distance-left:9pt;mso-wrap-distance-top:5in;mso-wrap-distance-right:9pt;mso-wrap-distance-bottom:0;mso-position-horizontal:absolute;mso-position-horizontal-relative:margin;mso-position-vertical:absolute;mso-position-vertical-relative:text;mso-width-percent:0;mso-height-percent:0;mso-width-relative:margin;mso-height-relative:margin;v-text-anchor:top" o:gfxdata="UEsDBBQABgAIAAAAIQC2gziS/gAAAOEBAAATAAAAW0NvbnRlbnRfVHlwZXNdLnhtbJSRQU7DMBBF 90jcwfIWJU67QAgl6YK0S0CoHGBkTxKLZGx5TGhvj5O2G0SRWNoz/78nu9wcxkFMGNg6quQqL6RA 0s5Y6ir5vt9lD1JwBDIwOMJKHpHlpr69KfdHjyxSmriSfYz+USnWPY7AufNIadK6MEJMx9ApD/oD OlTrorhX2lFEilmcO2RdNtjC5xDF9pCuTyYBB5bi6bQ4syoJ3g9WQ0ymaiLzg5KdCXlKLjvcW893 SUOqXwnz5DrgnHtJTxOsQfEKIT7DmDSUCaxw7Rqn8787ZsmRM9e2VmPeBN4uqYvTtW7jvijg9N/y JsXecLq0q+WD6m8AAAD//wMAUEsDBBQABgAIAAAAIQA4/SH/1gAAAJQBAAALAAAAX3JlbHMvLnJl bHOkkMFqwzAMhu+DvYPRfXGawxijTi+j0GvpHsDYimMaW0Yy2fr2M4PBMnrbUb/Q94l/f/hMi1qR JVI2sOt6UJgd+ZiDgffL8ekFlFSbvV0oo4EbChzGx4f9GRdb25HMsYhqlCwG5lrLq9biZkxWOiqY 22YiTra2kYMu1l1tQD30/bPm3wwYN0x18gb45AdQl1tp5j/sFB2T0FQ7R0nTNEV3j6o9feQzro1i OWA14Fm+Q8a1a8+Bvu/d/dMb2JY5uiPbhG/ktn4cqGU/er3pcvwCAAD//wMAUEsDBBQABgAIAAAA IQBsdpbmPQIAAIUEAAAOAAAAZHJzL2Uyb0RvYy54bWysVEtv2zAMvg/YfxB0X+w4jzZGnCJLl2FA 0BZIh55lWY6NyaImKbGzXz9Kea7ZadhFJkXqI/mR9PShayTZCWNrUBnt92JKhOJQ1GqT0e+vy0/3 lFjHVMEkKJHRvbD0Yfbxw7TVqUigAlkIQxBE2bTVGa2c02kUWV6JhtkeaKHQWIJpmEPVbKLCsBbR GxklcTyOWjCFNsCFtXj7eDDSWcAvS8Hdc1la4YjMKObmwmnCmfszmk1ZujFMVzU/psH+IYuG1QqD nqEemWNka+obqKbmBiyUrsehiaAsay5CDVhNP35XzbpiWoRakByrzzTZ/wfLn3Zr/WKI6z5Dhw30 hLTaphYvfT1daRr/xUwJ2pHC/Zk20TnC8TIZJ8lohCaOtmRwN5zEgdjo8lwb674KaIgXMmqwL4Eu tltZhyHR9eTio1mQdbGspQyK2eQLaciOYQ/v48Ei/uKzxCd/uElF2oyOB5jIDYTHPkPkkvEftwiI JxXCXqr3kuvyjtRFRicnZnIo9kiYgcMsWc2XNcKvmHUvzODwIBG4EO4Zj1IC5gRHiZIKzK+/3Xt/ 7ClaKWlxGDNqf26ZEZTIbwq7PekPh356gzIc3SWomGtLfm1R22YByFUfV0/zIHp/J09iaaB5w72Z +6hoYopj7Iy6k7hwhxXBveNiPg9OOK+auZVaa+6hPcee1tfujRl97KvDkXiC09iy9F17D77+pYL5 1kFZh957ng+sHunHWQ/9Pe6lX6ZrPXhd/h6z3wAAAP//AwBQSwMEFAAGAAgAAAAhAMJDZlHZAAAA BwEAAA8AAABkcnMvZG93bnJldi54bWxMj8FOwzAMhu9IvENkJC6IpSsdQ6XphBDcOMDYA7iNaSsS pzTZVt4eIw7sZP36rc+fq83snTrQFIfABpaLDBRxG+zAnYHd+/P1HaiYkC26wGTgmyJs6vOzCksb jvxGh23qlEA4lmigT2kstY5tTx7jIozE0n2EyWOSOHXaTngUuHc6z7Jb7XFgudDjSI89tZ/bvRdK /hqf5qyIQ9fsXL5a44u9+jLm8mJ+uAeVaE7/y/CrL+pQi1MT9myjcpLlk/Q3pC2WheTGwM16lYGu K33qX/8AAAD//wMAUEsBAi0AFAAGAAgAAAAhALaDOJL+AAAA4QEAABMAAAAAAAAAAAAAAAAAAAAA AFtDb250ZW50X1R5cGVzXS54bWxQSwECLQAUAAYACAAAACEAOP0h/9YAAACUAQAACwAAAAAAAAAA AAAAAAAvAQAAX3JlbHMvLnJlbHNQSwECLQAUAAYACAAAACEAbHaW5j0CAACFBAAADgAAAAAAAAAA AAAAAAAuAgAAZHJzL2Uyb0RvYy54bWxQSwECLQAUAAYACAAAACEAwkNmUdkAAAAHAQAADwAAAAAA AAAAAAAAAACXBAAAZHJzL2Rvd25yZXYueG1sUEsFBgAAAAAEAAQA8wAAAJ0FAAAAAA== " fillcolor="#803c0e" strokeweight=".5pt">
                 <v:textbox>
                   <w:txbxContent>
                     <w:p>
@@ -7482,18 +7355,7 @@
                           <w:sz w:val="28"/>
                           <w:szCs w:val="28"/>
                         </w:rPr>
-                        <w:t>9</w:t>
-                      </w:r>
-                      <w:r>
-                        <w:rPr>
-                          <w:rFonts w:ascii="Arial" w:hAnsi="Arial" w:cs="Arial"/>
-                          <w:b/>
-                          <w:bCs/>
-                          <w:color w:val="FFFFFF" w:themeColor="background1"/>
-                          <w:sz w:val="28"/>
-                          <w:szCs w:val="28"/>
-                        </w:rPr>
-                        <w:t>032903214</w:t>
+                        <w:t>9032903214</w:t>
                       </w:r>
                     </w:p>
                     <w:p>
@@ -7657,7 +7519,7 @@
               </wp:anchor>
             </w:drawing>
           </mc:Choice>
-          <mc:Fallback>
+          <mc:Fallback xmlns:w16cei="http://schemas.microsoft.com/office/word/2026/wordml/cei">
             <w:pict>
               <v:shape w14:anchorId="218604CE" id="Freeform: Shape 35" o:spid="_x0000_s1026" style="position:absolute;margin-left:218.5pt;margin-top:21.15pt;width:372pt;height:3.55pt;z-index:-251644928;visibility:visible;mso-wrap-style:square;mso-width-percent:0;mso-height-percent:0;mso-wrap-distance-left:0;mso-wrap-distance-top:0;mso-wrap-distance-right:0;mso-wrap-distance-bottom:0;mso-position-horizontal:absolute;mso-position-horizontal-relative:page;mso-position-vertical:absolute;mso-position-vertical-relative:text;mso-width-percent:0;mso-height-percent:0;mso-width-relative:page;mso-height-relative:page;v-text-anchor:top" coordsize="6835,45085" o:gfxdata="UEsDBBQABgAIAAAAIQC2gziS/gAAAOEBAAATAAAAW0NvbnRlbnRfVHlwZXNdLnhtbJSRQU7DMBBF 90jcwfIWJU67QAgl6YK0S0CoHGBkTxKLZGx5TGhvj5O2G0SRWNoz/78nu9wcxkFMGNg6quQqL6RA 0s5Y6ir5vt9lD1JwBDIwOMJKHpHlpr69KfdHjyxSmriSfYz+USnWPY7AufNIadK6MEJMx9ApD/oD OlTrorhX2lFEilmcO2RdNtjC5xDF9pCuTyYBB5bi6bQ4syoJ3g9WQ0ymaiLzg5KdCXlKLjvcW893 SUOqXwnz5DrgnHtJTxOsQfEKIT7DmDSUCaxw7Rqn8787ZsmRM9e2VmPeBN4uqYvTtW7jvijg9N/y JsXecLq0q+WD6m8AAAD//wMAUEsDBBQABgAIAAAAIQA4/SH/1gAAAJQBAAALAAAAX3JlbHMvLnJl bHOkkMFqwzAMhu+DvYPRfXGawxijTi+j0GvpHsDYimMaW0Yy2fr2M4PBMnrbUb/Q94l/f/hMi1qR JVI2sOt6UJgd+ZiDgffL8ekFlFSbvV0oo4EbChzGx4f9GRdb25HMsYhqlCwG5lrLq9biZkxWOiqY 22YiTra2kYMu1l1tQD30/bPm3wwYN0x18gb45AdQl1tp5j/sFB2T0FQ7R0nTNEV3j6o9feQzro1i OWA14Fm+Q8a1a8+Bvu/d/dMb2JY5uiPbhG/ktn4cqGU/er3pcvwCAAD//wMAUEsDBBQABgAIAAAA IQDXioA8oAIAAJkFAAAOAAAAZHJzL2Uyb0RvYy54bWysVNtu1DAQfUfiHyw/gtpc9tZGzVbQpQip XKQuH+B1nE2EYxvbu9ny9Ywnl4YFXhAvlu0ZnzlzZjw3t6dGkqOwrtYqp8llTIlQXBe12uf06/b+ 4ooS55kqmNRK5PRJOHq7fvnipjWZSHWlZSEsARDlstbktPLeZFHkeCUa5i61EQqMpbYN83C0+6iw rAX0RkZpHC+jVtvCWM2Fc3C76Yx0jfhlKbj/XJZOeCJzCtw8rhbXXVij9Q3L9paZquY9DfYPLBpW Kwg6Qm2YZ+Rg69+gmppb7XTpL7luIl2WNReYA2STxGfZPFbMCMwFxHFmlMn9P1j+6fhovthA3ZkH zb85UCRqjctGSzg48CG79qMuoIbs4DUmeyptE15CGuSEmj6NmoqTJxwu56t0Po9Beg62+SK+WgTN I5YNj/nB+fdCIxA7PjjflaSAHQpaEMUaiLoFjLKRUJ3XFyQm88UsxaUv4eiWDG6vIrKNSUuWVzOM CcUZndLBCbGSZLZc/RFsNvgFsHQCBgnsB4qsGljzk+ppw46w8AdiVMpoFxTaArlBIkAAp5DiX3wh 9rlv96YPYaG5z9vaUgJtves0McwHZiFE2JI2p6hFuGj0UWw1mvxZ7SDIs1WqqRc+n7LqzPAiBMCy jkED10lplb6vpcTaShWoXC+SFWrjtKyLYAxsnN3v7qQlRwYfdvN2uUzu+375xc1Y5zfMVZ0fmrqc rT6oAqNUghXv+r1ntez2wEqC6NjhoanDoHDZThdP0OBWd/MB5hlsKm1/UNLCbMip+35gVlAiPyj4 fNcJtDQMEzzMF6sUDnZq2U0tTHGAyqmn0BFhe+e7AXQwtt5XEClBHZR+Ax+rrMMHQH4dq/4A/x/1 7WdVGDDTM3o9T9T1TwAAAP//AwBQSwMEFAAGAAgAAAAhAOeIGXHdAAAACgEAAA8AAABkcnMvZG93 bnJldi54bWxMj0FPwzAMhe9I/IfISNxY2m6CUppOCAlxRIxx4OY2oY1onCpJt45fj3eCm/389Py9 eru4URxMiNaTgnyVgTDUeW2pV7B/f74pQcSEpHH0ZBScTIRtc3lRY6X9kd7MYZd6wSEUK1QwpDRV UsZuMA7jyk+G+Pblg8PEa+ilDnjkcDfKIstupUNL/GHAyTwNpvvezU7B9PFSzth/xn0KRXw9tfYn kVXq+mp5fACRzJL+zHDGZ3RomKn1M+koRgWb9R13STwUaxBnQ17mrLSs3G9ANrX8X6H5BQAA//8D AFBLAQItABQABgAIAAAAIQC2gziS/gAAAOEBAAATAAAAAAAAAAAAAAAAAAAAAABbQ29udGVudF9U eXBlc10ueG1sUEsBAi0AFAAGAAgAAAAhADj9If/WAAAAlAEAAAsAAAAAAAAAAAAAAAAALwEAAF9y ZWxzLy5yZWxzUEsBAi0AFAAGAAgAAAAhANeKgDygAgAAmQUAAA4AAAAAAAAAAAAAAAAALgIAAGRy cy9lMm9Eb2MueG1sUEsBAi0AFAAGAAgAAAAhAOeIGXHdAAAACgEAAA8AAAAAAAAAAAAAAAAA+gQA AGRycy9kb3ducmV2LnhtbFBLBQYAAAAABAAEAPMAAAAEBgAAAAA= " path="m,l6835,e" filled="f" strokecolor="#db661f" strokeweight=".26436mm">
                 <v:path arrowok="t" o:connecttype="custom" o:connectlocs="0,0;4724400,0" o:connectangles="0,0"/>
@@ -7907,7 +7769,87 @@
                                 <w:w w:val="95"/>
                                 <w:sz w:val="21"/>
                               </w:rPr>
-                              <w:t>As an individual contributor, built the automation framework from scratch using Selenium (Java) and Appium within a Page Object Model structure to validate MobiTV’s OTT experience across mobile, TV, and web platforms.</w:t>
+                              <w:t xml:space="preserve">As an individual contributor, built an automation framework using </w:t>
+                            </w:r>
+                            <w:r>
+                              <w:rPr>
+                                <w:rFonts w:ascii="Arial" w:hAnsi="Arial" w:cs="Arial"/>
+                                <w:b/>
+                                <w:color w:val="7B3811"/>
+                                <w:w w:val="95"/>
+                                <w:sz w:val="21"/>
+                              </w:rPr>
+                              <w:t>Selenium</w:t>
+                            </w:r>
+                            <w:r>
+                              <w:rPr>
+                                <w:rFonts w:ascii="Arial" w:hAnsi="Arial" w:cs="Arial"/>
+                                <w:bCs/>
+                                <w:color w:val="7B3811"/>
+                                <w:w w:val="95"/>
+                                <w:sz w:val="21"/>
+                              </w:rPr>
+                              <w:t xml:space="preserve"> (Java) and </w:t>
+                            </w:r>
+                            <w:r>
+                              <w:rPr>
+                                <w:rFonts w:ascii="Arial" w:hAnsi="Arial" w:cs="Arial"/>
+                                <w:b/>
+                                <w:color w:val="7B3811"/>
+                                <w:w w:val="95"/>
+                                <w:sz w:val="21"/>
+                              </w:rPr>
+                              <w:t>Appium</w:t>
+                            </w:r>
+                            <w:r>
+                              <w:rPr>
+                                <w:rFonts w:ascii="Arial" w:hAnsi="Arial" w:cs="Arial"/>
+                                <w:bCs/>
+                                <w:color w:val="7B3811"/>
+                                <w:w w:val="95"/>
+                                <w:sz w:val="21"/>
+                              </w:rPr>
+                              <w:t xml:space="preserve"> to validate</w:t>
+                            </w:r>
+                            <w:r>
+                              <w:rPr>
+                                <w:rFonts w:ascii="Arial" w:hAnsi="Arial" w:cs="Arial"/>
+                                <w:bCs/>
+                                <w:color w:val="7B3811"/>
+                                <w:w w:val="95"/>
+                                <w:sz w:val="21"/>
+                              </w:rPr>
+                              <w:t xml:space="preserve"> </w:t>
+                            </w:r>
+                            <w:r>
+                              <w:rPr>
+                                <w:rFonts w:ascii="Arial" w:hAnsi="Arial" w:cs="Arial"/>
+                                <w:bCs/>
+                                <w:color w:val="7B3811"/>
+                                <w:w w:val="95"/>
+                                <w:sz w:val="21"/>
+                              </w:rPr>
+                              <w:t>VOD</w:t>
+                            </w:r>
+                            <w:r>
+                              <w:rPr>
+                                <w:rFonts w:ascii="Arial" w:hAnsi="Arial" w:cs="Arial"/>
+                                <w:bCs/>
+                                <w:color w:val="7B3811"/>
+                                <w:w w:val="95"/>
+                                <w:sz w:val="21"/>
+                              </w:rPr>
+                              <w:t xml:space="preserve"> </w:t>
+                            </w:r>
+                            <w:r>
+                              <w:rPr>
+                                <w:rFonts w:ascii="Arial" w:hAnsi="Arial" w:cs="Arial"/>
+                                <w:bCs/>
+                                <w:color w:val="7B3811"/>
+                                <w:w w:val="95"/>
+                                <w:sz w:val="21"/>
+                              </w:rPr>
+                              <w:t>and channel-guide functionality across mobile, TV, and web platforms.</w:t>
                             </w:r>
                           </w:p>
                           <w:p>
@@ -7937,7 +7879,7 @@
                                 <w:w w:val="95"/>
                                 <w:sz w:val="21"/>
                               </w:rPr>
-                              <w:t>Also managed and mentored the QA team on multi-platform test coverage and best practices.</w:t>
+                              <w:t>Automated functional, regression, and smoke scenarios for playback controls, channel switching, and content search across multiple device types and OS versions.</w:t>
                             </w:r>
                           </w:p>
                           <w:p>
@@ -7967,7 +7909,7 @@
                                 <w:w w:val="95"/>
                                 <w:sz w:val="21"/>
                               </w:rPr>
-                              <w:t>Maintained and enhanced the automation suite over time, improving efficiency and broadening coverage as new platforms and features were added.</w:t>
+                              <w:t>Tested across a range of physical and emulated devices to surface device-fragmentation issues, isolating device-specific playback defects from automation issues.</w:t>
                             </w:r>
                           </w:p>
                           <w:p>
@@ -7997,7 +7939,7 @@
                                 <w:w w:val="95"/>
                                 <w:sz w:val="21"/>
                               </w:rPr>
-                              <w:t>Used GitHub for version control and Jenkins for CI, scheduling and executing automation scripts for consistent, repeatable test runs.</w:t>
+                              <w:t>Also managed and mentored the QA team on multi-platform test coverage and best practices.</w:t>
                             </w:r>
                           </w:p>
                           <w:p>
@@ -8027,7 +7969,7 @@
                                 <w:w w:val="95"/>
                                 <w:sz w:val="21"/>
                               </w:rPr>
-                              <w:t>Documented test cases, scripts, and scenarios based on software requirements and design specifications for each supported platform.</w:t>
+                              <w:t>Used GitHub for version control and Jenkins for CI, scheduling and executing automation scripts for consistent, repeatable test runs.</w:t>
                             </w:r>
                           </w:p>
                           <w:p>
@@ -8057,7 +7999,7 @@
                                 <w:w w:val="95"/>
                                 <w:sz w:val="21"/>
                               </w:rPr>
-                              <w:t>Surfaced risks and dependencies across releases and kept stakeholders informed to avoid schedule slippage.</w:t>
+                              <w:t>Surfaced device-fragmentation and platform-specific risks across releases and kept stakeholders informed to avoid schedule slippage.</w:t>
                             </w:r>
                           </w:p>
                           <w:p>
@@ -8315,7 +8257,87 @@
                           <w:w w:val="95"/>
                           <w:sz w:val="21"/>
                         </w:rPr>
-                        <w:t>As an individual contributor, built the automation framework from scratch using Selenium (Java) and Appium within a Page Object Model structure to validate MobiTV’s OTT experience across mobile, TV, and web platforms.</w:t>
+                        <w:t xml:space="preserve">As an individual contributor, built an automation framework using </w:t>
+                      </w:r>
+                      <w:r>
+                        <w:rPr>
+                          <w:rFonts w:ascii="Arial" w:hAnsi="Arial" w:cs="Arial"/>
+                          <w:b/>
+                          <w:color w:val="7B3811"/>
+                          <w:w w:val="95"/>
+                          <w:sz w:val="21"/>
+                        </w:rPr>
+                        <w:t>Selenium</w:t>
+                      </w:r>
+                      <w:r>
+                        <w:rPr>
+                          <w:rFonts w:ascii="Arial" w:hAnsi="Arial" w:cs="Arial"/>
+                          <w:bCs/>
+                          <w:color w:val="7B3811"/>
+                          <w:w w:val="95"/>
+                          <w:sz w:val="21"/>
+                        </w:rPr>
+                        <w:t xml:space="preserve"> (Java) and </w:t>
+                      </w:r>
+                      <w:r>
+                        <w:rPr>
+                          <w:rFonts w:ascii="Arial" w:hAnsi="Arial" w:cs="Arial"/>
+                          <w:b/>
+                          <w:color w:val="7B3811"/>
+                          <w:w w:val="95"/>
+                          <w:sz w:val="21"/>
+                        </w:rPr>
+                        <w:t>Appium</w:t>
+                      </w:r>
+                      <w:r>
+                        <w:rPr>
+                          <w:rFonts w:ascii="Arial" w:hAnsi="Arial" w:cs="Arial"/>
+                          <w:bCs/>
+                          <w:color w:val="7B3811"/>
+                          <w:w w:val="95"/>
+                          <w:sz w:val="21"/>
+                        </w:rPr>
+                        <w:t xml:space="preserve"> to validate</w:t>
+                      </w:r>
+                      <w:r>
+                        <w:rPr>
+                          <w:rFonts w:ascii="Arial" w:hAnsi="Arial" w:cs="Arial"/>
+                          <w:bCs/>
+                          <w:color w:val="7B3811"/>
+                          <w:w w:val="95"/>
+                          <w:sz w:val="21"/>
+                        </w:rPr>
+                        <w:t xml:space="preserve"> </w:t>
+                      </w:r>
+                      <w:r>
+                        <w:rPr>
+                          <w:rFonts w:ascii="Arial" w:hAnsi="Arial" w:cs="Arial"/>
+                          <w:bCs/>
+                          <w:color w:val="7B3811"/>
+                          <w:w w:val="95"/>
+                          <w:sz w:val="21"/>
+                        </w:rPr>
+                        <w:t>VOD</w:t>
+                      </w:r>
+                      <w:r>
+                        <w:rPr>
+                          <w:rFonts w:ascii="Arial" w:hAnsi="Arial" w:cs="Arial"/>
+                          <w:bCs/>
+                          <w:color w:val="7B3811"/>
+                          <w:w w:val="95"/>
+                          <w:sz w:val="21"/>
+                        </w:rPr>
+                        <w:t xml:space="preserve"> </w:t>
+                      </w:r>
+                      <w:r>
+                        <w:rPr>
+                          <w:rFonts w:ascii="Arial" w:hAnsi="Arial" w:cs="Arial"/>
+                          <w:bCs/>
+                          <w:color w:val="7B3811"/>
+                          <w:w w:val="95"/>
+                          <w:sz w:val="21"/>
+                        </w:rPr>
+                        <w:t>and channel-guide functionality across mobile, TV, and web platforms.</w:t>
                       </w:r>
                     </w:p>
                     <w:p>
@@ -8345,7 +8367,7 @@
                           <w:w w:val="95"/>
                           <w:sz w:val="21"/>
                         </w:rPr>
-                        <w:t>Also managed and mentored the QA team on multi-platform test coverage and best practices.</w:t>
+                        <w:t>Automated functional, regression, and smoke scenarios for playback controls, channel switching, and content search across multiple device types and OS versions.</w:t>
                       </w:r>
                     </w:p>
                     <w:p>
@@ -8375,7 +8397,7 @@
                           <w:w w:val="95"/>
                           <w:sz w:val="21"/>
                         </w:rPr>
-                        <w:t>Maintained and enhanced the automation suite over time, improving efficiency and broadening coverage as new platforms and features were added.</w:t>
+                        <w:t>Tested across a range of physical and emulated devices to surface device-fragmentation issues, isolating device-specific playback defects from automation issues.</w:t>
                       </w:r>
                     </w:p>
                     <w:p>
@@ -8405,7 +8427,7 @@
                           <w:w w:val="95"/>
                           <w:sz w:val="21"/>
                         </w:rPr>
-                        <w:t>Used GitHub for version control and Jenkins for CI, scheduling and executing automation scripts for consistent, repeatable test runs.</w:t>
+                        <w:t>Also managed and mentored the QA team on multi-platform test coverage and best practices.</w:t>
                       </w:r>
                     </w:p>
                     <w:p>
@@ -8435,7 +8457,7 @@
                           <w:w w:val="95"/>
                           <w:sz w:val="21"/>
                         </w:rPr>
-                        <w:t>Documented test cases, scripts, and scenarios based on software requirements and design specifications for each supported platform.</w:t>
+                        <w:t>Used GitHub for version control and Jenkins for CI, scheduling and executing automation scripts for consistent, repeatable test runs.</w:t>
                       </w:r>
                     </w:p>
                     <w:p>
@@ -8465,7 +8487,7 @@
                           <w:w w:val="95"/>
                           <w:sz w:val="21"/>
                         </w:rPr>
-                        <w:t>Surfaced risks and dependencies across releases and kept stakeholders informed to avoid schedule slippage.</w:t>
+                        <w:t>Surfaced device-fragmentation and platform-specific risks across releases and kept stakeholders informed to avoid schedule slippage.</w:t>
                       </w:r>
                     </w:p>
                     <w:p>
@@ -8614,7 +8636,7 @@
                                           </pic:cNvPicPr>
                                         </pic:nvPicPr>
                                         <pic:blipFill>
-                                          <a:blip r:embed="rId6">
+                                          <a:blip r:embed="rId8">
                                             <a:extLst>
                                               <a:ext uri="{28A0092B-C50C-407E-A947-70E740481C1C}">
                                                 <a14:useLocalDpi xmlns:a14="http://schemas.microsoft.com/office/drawing/2010/main" val="0"/>
@@ -8785,9 +8807,9 @@
               </wp:anchor>
             </w:drawing>
           </mc:Choice>
-          <mc:Fallback>
+          <mc:Fallback xmlns:w16cei="http://schemas.microsoft.com/office/word/2026/wordml/cei">
             <w:pict>
-              <v:shape w14:anchorId="2A2B8CFF" id="Text Box 34" o:spid="_x0000_s1037" type="#_x0000_t202" style="position:absolute;margin-left:207.5pt;margin-top:.6pt;width:388pt;height:666.5pt;z-index:251672576;visibility:visible;mso-wrap-style:square;mso-width-percent:0;mso-height-percent:0;mso-wrap-distance-left:9pt;mso-wrap-distance-top:0;mso-wrap-distance-right:9pt;mso-wrap-distance-bottom:0;mso-position-horizontal:absolute;mso-position-horizontal-relative:text;mso-position-vertical:absolute;mso-position-vertical-relative:text;mso-width-percent:0;mso-height-percent:0;mso-width-relative:margin;mso-height-relative:margin;v-text-anchor:top" o:gfxdata="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" fillcolor="white [3201]" stroked="f" strokeweight=".5pt">
+              <v:shape w14:anchorId="2A2B8CFF" id="Text Box 34" o:spid="_x0000_s1037" type="#_x0000_t202" style="position:absolute;margin-left:207.5pt;margin-top:.6pt;width:388pt;height:666.5pt;z-index:251672576;visibility:visible;mso-wrap-style:square;mso-width-percent:0;mso-height-percent:0;mso-wrap-distance-left:9pt;mso-wrap-distance-top:0;mso-wrap-distance-right:9pt;mso-wrap-distance-bottom:0;mso-position-horizontal:absolute;mso-position-horizontal-relative:text;mso-position-vertical:absolute;mso-position-vertical-relative:text;mso-width-percent:0;mso-height-percent:0;mso-width-relative:margin;mso-height-relative:margin;v-text-anchor:top" o:gfxdata="UEsDBBQABgAIAAAAIQC2gziS/gAAAOEBAAATAAAAW0NvbnRlbnRfVHlwZXNdLnhtbJSRQU7DMBBF 90jcwfIWJU67QAgl6YK0S0CoHGBkTxKLZGx5TGhvj5O2G0SRWNoz/78nu9wcxkFMGNg6quQqL6RA 0s5Y6ir5vt9lD1JwBDIwOMJKHpHlpr69KfdHjyxSmriSfYz+USnWPY7AufNIadK6MEJMx9ApD/oD OlTrorhX2lFEilmcO2RdNtjC5xDF9pCuTyYBB5bi6bQ4syoJ3g9WQ0ymaiLzg5KdCXlKLjvcW893 SUOqXwnz5DrgnHtJTxOsQfEKIT7DmDSUCaxw7Rqn8787ZsmRM9e2VmPeBN4uqYvTtW7jvijg9N/y JsXecLq0q+WD6m8AAAD//wMAUEsDBBQABgAIAAAAIQA4/SH/1gAAAJQBAAALAAAAX3JlbHMvLnJl bHOkkMFqwzAMhu+DvYPRfXGawxijTi+j0GvpHsDYimMaW0Yy2fr2M4PBMnrbUb/Q94l/f/hMi1qR JVI2sOt6UJgd+ZiDgffL8ekFlFSbvV0oo4EbChzGx4f9GRdb25HMsYhqlCwG5lrLq9biZkxWOiqY 22YiTra2kYMu1l1tQD30/bPm3wwYN0x18gb45AdQl1tp5j/sFB2T0FQ7R0nTNEV3j6o9feQzro1i OWA14Fm+Q8a1a8+Bvu/d/dMb2JY5uiPbhG/ktn4cqGU/er3pcvwCAAD//wMAUEsDBBQABgAIAAAA IQDdvurtMAIAAF0EAAAOAAAAZHJzL2Uyb0RvYy54bWysVEtv2zAMvg/YfxB0X5xkTtoacYosRYYB RVsgHXpWZCkWIIuapMTOfv0oOa91Ow27yKRI8fF9pGf3XaPJXjivwJR0NBhSIgyHSpltSb+/rj7d UuIDMxXTYERJD8LT+/nHD7PWFmIMNehKOIJBjC9aW9I6BFtkmee1aJgfgBUGjRJcwwKqbptVjrUY vdHZeDicZi24yjrgwnu8feiNdJ7iSyl4eJbSi0B0SbG2kE6Xzk08s/mMFVvHbK34sQz2D1U0TBlM eg71wAIjO6f+CNUo7sCDDAMOTQZSKi5SD9jNaPium3XNrEi9IDjenmHy/y8sf9qv7YsjofsCHRIY AWmtLzxexn466Zr4xUoJ2hHCwxk20QXC8TK/G99Mh2jiaLvNp/lkkoDNLs+t8+GrgIZEoaQOeUlw sf2jD5gSXU8uMZsHraqV0jopcRbEUjuyZ8iiDqlIfPGblzakLen0M6aOjwzE531kbTDBpakohW7T EVVhw+eON1AdEAgH/Yx4y1cKi31kPrwwh0OBDeKgh2c8pAZMBkeJkhrcz7/dR3/kCq2UtDhkJfU/ dswJSvQ3gyzejfI8TmVS8snNGBV3bdlcW8yuWQIiMMKVsjyJ0T/okygdNG+4D4uYFU3McMxd0nAS l6EffdwnLhaL5IRzaFl4NGvLY+gIXqTitXtjzh75Ckj1E5zGkRXvaOt9e9gXuwBSJU4j0D2qR/xx hhPVx32LS3KtJ6/LX2H+CwAA//8DAFBLAwQUAAYACAAAACEAKZEp/OEAAAALAQAADwAAAGRycy9k b3ducmV2LnhtbEyPS0/DMBCE70j8B2uRuKDWebQ8QpwKIR4SN5oC4ubGSxIRr6PYTcK/Z3uC2+7O aPabfDPbTow4+NaRgngZgUCqnGmpVrArHxfXIHzQZHTnCBX8oIdNcXqS68y4iV5x3IZacAj5TCto QugzKX3VoNV+6Xok1r7cYHXgdailGfTE4baTSRRdSqtb4g+N7vG+wep7e7AKPi/qjxc/P71N6Trt H57H8urdlEqdn813tyACzuHPDEd8RoeCmfbuQMaLTsEqXnOXwEIC4qjHNzEf9jyl6SoBWeTyf4fi FwAA//8DAFBLAQItABQABgAIAAAAIQC2gziS/gAAAOEBAAATAAAAAAAAAAAAAAAAAAAAAABbQ29u dGVudF9UeXBlc10ueG1sUEsBAi0AFAAGAAgAAAAhADj9If/WAAAAlAEAAAsAAAAAAAAAAAAAAAAA LwEAAF9yZWxzLy5yZWxzUEsBAi0AFAAGAAgAAAAhAN2+6u0wAgAAXQQAAA4AAAAAAAAAAAAAAAAA LgIAAGRycy9lMm9Eb2MueG1sUEsBAi0AFAAGAAgAAAAhACmRKfzhAAAACwEAAA8AAAAAAAAAAAAA AAAAigQAAGRycy9kb3ducmV2LnhtbFBLBQYAAAAABAAEAPMAAACYBQAAAAA= " fillcolor="white [3201]" stroked="f" strokeweight=".5pt">
                 <v:textbox>
                   <w:txbxContent>
                     <w:p>
@@ -8830,7 +8852,7 @@
                                     </pic:cNvPicPr>
                                   </pic:nvPicPr>
                                   <pic:blipFill>
-                                    <a:blip r:embed="rId6">
+                                    <a:blip r:embed="rId8">
                                       <a:extLst>
                                         <a:ext uri="{28A0092B-C50C-407E-A947-70E740481C1C}">
                                           <a14:useLocalDpi xmlns:a14="http://schemas.microsoft.com/office/drawing/2010/main" val="0"/>
@@ -9086,9 +9108,9 @@
               </wp:anchor>
             </w:drawing>
           </mc:Choice>
-          <mc:Fallback>
+          <mc:Fallback xmlns:w16cei="http://schemas.microsoft.com/office/word/2026/wordml/cei">
             <w:pict>
-              <v:shape w14:anchorId="060BE82D" id="Text Box 38" o:spid="_x0000_s1038" type="#_x0000_t202" style="position:absolute;margin-left:0;margin-top:97.7pt;width:209pt;height:603.5pt;z-index:251670528;visibility:visible;mso-wrap-style:square;mso-width-percent:0;mso-height-percent:0;mso-wrap-distance-left:9pt;mso-wrap-distance-top:0;mso-wrap-distance-right:9pt;mso-wrap-distance-bottom:0;mso-position-horizontal:left;mso-position-horizontal-relative:margin;mso-position-vertical:absolute;mso-position-vertical-relative:text;mso-width-percent:0;mso-height-percent:0;mso-width-relative:margin;mso-height-relative:margin;v-text-anchor:top" o:gfxdata="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" fillcolor="#fffff0" strokecolor="#f2f2f2 [3052]" strokeweight=".5pt">
+              <v:shape w14:anchorId="060BE82D" id="Text Box 38" o:spid="_x0000_s1038" type="#_x0000_t202" style="position:absolute;margin-left:0;margin-top:97.7pt;width:209pt;height:603.5pt;z-index:251670528;visibility:visible;mso-wrap-style:square;mso-width-percent:0;mso-height-percent:0;mso-wrap-distance-left:9pt;mso-wrap-distance-top:0;mso-wrap-distance-right:9pt;mso-wrap-distance-bottom:0;mso-position-horizontal:left;mso-position-horizontal-relative:margin;mso-position-vertical:absolute;mso-position-vertical-relative:text;mso-width-percent:0;mso-height-percent:0;mso-width-relative:margin;mso-height-relative:margin;v-text-anchor:top" o:gfxdata="UEsDBBQABgAIAAAAIQC2gziS/gAAAOEBAAATAAAAW0NvbnRlbnRfVHlwZXNdLnhtbJSRQU7DMBBF 90jcwfIWJU67QAgl6YK0S0CoHGBkTxKLZGx5TGhvj5O2G0SRWNoz/78nu9wcxkFMGNg6quQqL6RA 0s5Y6ir5vt9lD1JwBDIwOMJKHpHlpr69KfdHjyxSmriSfYz+USnWPY7AufNIadK6MEJMx9ApD/oD OlTrorhX2lFEilmcO2RdNtjC5xDF9pCuTyYBB5bi6bQ4syoJ3g9WQ0ymaiLzg5KdCXlKLjvcW893 SUOqXwnz5DrgnHtJTxOsQfEKIT7DmDSUCaxw7Rqn8787ZsmRM9e2VmPeBN4uqYvTtW7jvijg9N/y JsXecLq0q+WD6m8AAAD//wMAUEsDBBQABgAIAAAAIQA4/SH/1gAAAJQBAAALAAAAX3JlbHMvLnJl bHOkkMFqwzAMhu+DvYPRfXGawxijTi+j0GvpHsDYimMaW0Yy2fr2M4PBMnrbUb/Q94l/f/hMi1qR JVI2sOt6UJgd+ZiDgffL8ekFlFSbvV0oo4EbChzGx4f9GRdb25HMsYhqlCwG5lrLq9biZkxWOiqY 22YiTra2kYMu1l1tQD30/bPm3wwYN0x18gb45AdQl1tp5j/sFB2T0FQ7R0nTNEV3j6o9feQzro1i OWA14Fm+Q8a1a8+Bvu/d/dMb2JY5uiPbhG/ktn4cqGU/er3pcvwCAAD//wMAUEsDBBQABgAIAAAA IQDG2O/kTgIAAKoEAAAOAAAAZHJzL2Uyb0RvYy54bWysVFFv2jAQfp+0/2D5fSTQQNeIUDEqpkms rUSnPjuOQyI5Ps82JOzX7+wQYO2epvFgzr7ju7vvvmN+3zWSHISxNaiMjkcxJUJxKGq1y+iPl/Wn z5RYx1TBJCiR0aOw9H7x8cO81amYQAWyEIYgiLJpqzNaOafTKLK8Eg2zI9BCobME0zCHV7OLCsNa RG9kNInjWdSCKbQBLqzF14feSRcBvywFd09laYUjMqNYmwunCWfuz2gxZ+nOMF3V/FQG+4cqGlYr THqGemCOkb2p30E1NTdgoXQjDk0EZVlzEXrAbsbxm262FdMi9ILkWH2myf4/WP542OpnQ1z3BToc oCek1Ta1+Oj76UrT+G+slKAfKTyeaROdIxwfJ7NpchOji6PvdjZLkmkgNrr8XBvrvgpoiDcyanAu gS522FiHKTF0CPHZLMi6WNdShovZ5StpyIHhDNf+M6D/ESYVaTM6u8Hc7yG8nMQZJN+NQ4zcN9+h 6IHvpjG20JcS1OfDQ2FXWbBMqfDxwpC3XJd3pC6QvclAXw7FEVk10AvOar6usfMNs+6ZGVQYsoVb 457wKCVg4XCyKKnA/Prbu4/HwaOXkhYVm1H7c8+MoER+UyiJu3GSeImHSzK9neDFXHvya4/aNytA Qse4n5oH08c7OZilgeYVl2vps6KLKY65M+oGc+X6PcLl5GK5DEEoas3cRm0199B+EH6uL90rM/o0 fIe6eYRB2yx9o4E+1v9SwXLvoKyDQDzRPasn/nEhwnhOy+s37voeoi5/MYvfAAAA//8DAFBLAwQU AAYACAAAACEAmolkW98AAAAJAQAADwAAAGRycy9kb3ducmV2LnhtbEyPUUvDQBCE34X+h2MLvoi9 tKYlprmUUlBEQWr1B1xz2yT0bi/krmn8965P+rgzy8w3xWZ0VgzYh9aTgvksAYFUedNSreDr8+k+ AxGiJqOtJ1TwjQE25eSm0LnxV/rA4RBrwSEUcq2gibHLpQxVg06Hme+Q2Dv53unIZ19L0+srhzsr F0mykk63xA2N7nDXYHU+XByXvLxl/vkcHu5el/a0Gvbb94z2St1Ox+0aRMQx/j3DLz6jQ8lMR38h E4RVwEMiq4/LFATb6Txj5chKmixSkGUh/y8ofwAAAP//AwBQSwECLQAUAAYACAAAACEAtoM4kv4A AADhAQAAEwAAAAAAAAAAAAAAAAAAAAAAW0NvbnRlbnRfVHlwZXNdLnhtbFBLAQItABQABgAIAAAA IQA4/SH/1gAAAJQBAAALAAAAAAAAAAAAAAAAAC8BAABfcmVscy8ucmVsc1BLAQItABQABgAIAAAA IQDG2O/kTgIAAKoEAAAOAAAAAAAAAAAAAAAAAC4CAABkcnMvZTJvRG9jLnhtbFBLAQItABQABgAI AAAAIQCaiWRb3wAAAAkBAAAPAAAAAAAAAAAAAAAAAKgEAABkcnMvZG93bnJldi54bWxQSwUGAAAA AAQABADzAAAAtAUAAAAA " fillcolor="#fffff0" strokecolor="#f2f2f2 [3052]" strokeweight=".5pt">
                 <v:textbox>
                   <w:txbxContent>
                     <w:p>
@@ -9132,7 +9154,7 @@
 </file>
 
 <file path=word/numbering.xml><?xml version="1.0" encoding="utf-8"?>
-<w:numbering xmlns:wpc="http://schemas.microsoft.com/office/word/2010/wordprocessingCanvas" xmlns:cx="http://schemas.microsoft.com/office/drawing/2014/chartex" xmlns:cx1="http://schemas.microsoft.com/office/drawing/2015/9/8/chartex" xmlns:cx2="http://schemas.microsoft.com/office/drawing/2015/10/21/chartex" xmlns:cx3="http://schemas.microsoft.com/office/drawing/2016/5/9/chartex" xmlns:cx4="http://schemas.microsoft.com/office/drawing/2016/5/10/chartex" xmlns:cx5="http://schemas.microsoft.com/office/drawing/2016/5/11/chartex" xmlns:cx6="http://schemas.microsoft.com/office/drawing/2016/5/12/chartex" xmlns:cx7="http://schemas.microsoft.com/office/drawing/2016/5/13/chartex" xmlns:cx8="http://schemas.microsoft.com/office/drawing/2016/5/14/chartex" xmlns:mc="http://schemas.openxmlformats.org/markup-compatibility/2006" xmlns:aink="http://schemas.microsoft.com/office/drawing/2016/ink" xmlns:am3d="http://schemas.microsoft.com/office/drawing/2017/model3d" xmlns:o="urn:schemas-microsoft-com:office:office" xmlns:oel="http://schemas.microsoft.com/office/2019/extlst" xmlns:r="http://schemas.openxmlformats.org/officeDocument/2006/relationships" xmlns:m="http://schemas.openxmlformats.org/officeDocument/2006/math" xmlns:v="urn:schemas-microsoft-com:vml" xmlns:wp14="http://schemas.microsoft.com/office/word/2010/wordprocessingDrawing" xmlns:wp="http://schemas.openxmlformats.org/drawingml/2006/wordprocessingDrawing" xmlns:w10="urn:schemas-microsoft-com:office:word" xmlns:w="http://schemas.openxmlformats.org/wordprocessingml/2006/main" xmlns:w14="http://schemas.microsoft.com/office/word/2010/wordml" xmlns:w15="http://schemas.microsoft.com/office/word/2012/wordml" xmlns:w16cei="http://schemas.microsoft.com/office/word/2026/wordml/cei" xmlns:w16cex="http://schemas.microsoft.com/office/word/2018/wordml/cex" xmlns:w16cid="http://schemas.microsoft.com/office/word/2016/wordml/cid" xmlns:w16="http://schemas.microsoft.com/office/word/2018/wordml" xmlns:w16du="http://schemas.microsoft.com/office/word/2023/wordml/word16du" xmlns:w16sdtdh="http://schemas.microsoft.com/office/word/2020/wordml/sdtdatahash" xmlns:w16sdtfl="http://schemas.microsoft.com/office/word/2024/wordml/sdtformatlock" xmlns:w16se="http://schemas.microsoft.com/office/word/2015/wordml/symex" xmlns:wpg="http://schemas.microsoft.com/office/word/2010/wordprocessingGroup" xmlns:wpi="http://schemas.microsoft.com/office/word/2010/wordprocessingInk" xmlns:wne="http://schemas.microsoft.com/office/word/2006/wordml" xmlns:wps="http://schemas.microsoft.com/office/word/2010/wordprocessingShape" mc:Ignorable="w14 w15 w16se w16cid w16 w16cex w16sdtdh w16sdtfl w16du wp14">
+<w:numbering xmlns:wpc="http://schemas.microsoft.com/office/word/2010/wordprocessingCanvas" xmlns:cx="http://schemas.microsoft.com/office/drawing/2014/chartex" xmlns:cx1="http://schemas.microsoft.com/office/drawing/2015/9/8/chartex" xmlns:cx2="http://schemas.microsoft.com/office/drawing/2015/10/21/chartex" xmlns:cx3="http://schemas.microsoft.com/office/drawing/2016/5/9/chartex" xmlns:cx4="http://schemas.microsoft.com/office/drawing/2016/5/10/chartex" xmlns:cx5="http://schemas.microsoft.com/office/drawing/2016/5/11/chartex" xmlns:cx6="http://schemas.microsoft.com/office/drawing/2016/5/12/chartex" xmlns:cx7="http://schemas.microsoft.com/office/drawing/2016/5/13/chartex" xmlns:cx8="http://schemas.microsoft.com/office/drawing/2016/5/14/chartex" xmlns:mc="http://schemas.openxmlformats.org/markup-compatibility/2006" xmlns:aink="http://schemas.microsoft.com/office/drawing/2016/ink" xmlns:am3d="http://schemas.microsoft.com/office/drawing/2017/model3d" xmlns:o="urn:schemas-microsoft-com:office:office" xmlns:oel="http://schemas.microsoft.com/office/2019/extlst" xmlns:r="http://schemas.openxmlformats.org/officeDocument/2006/relationships" xmlns:m="http://schemas.openxmlformats.org/officeDocument/2006/math" xmlns:v="urn:schemas-microsoft-com:vml" xmlns:wp14="http://schemas.microsoft.com/office/word/2010/wordprocessingDrawing" xmlns:wp="http://schemas.openxmlformats.org/drawingml/2006/wordprocessingDrawing" xmlns:w10="urn:schemas-microsoft-com:office:word" xmlns:w="http://schemas.openxmlformats.org/wordprocessingml/2006/main" xmlns:w14="http://schemas.microsoft.com/office/word/2010/wordml" xmlns:w15="http://schemas.microsoft.com/office/word/2012/wordml" xmlns:w16cex="http://schemas.microsoft.com/office/word/2018/wordml/cex" xmlns:w16cid="http://schemas.microsoft.com/office/word/2016/wordml/cid" xmlns:w16="http://schemas.microsoft.com/office/word/2018/wordml" xmlns:w16du="http://schemas.microsoft.com/office/word/2023/wordml/word16du" xmlns:w16sdtdh="http://schemas.microsoft.com/office/word/2020/wordml/sdtdatahash" xmlns:w16sdtfl="http://schemas.microsoft.com/office/word/2024/wordml/sdtformatlock" xmlns:w16se="http://schemas.microsoft.com/office/word/2015/wordml/symex" xmlns:wpg="http://schemas.microsoft.com/office/word/2010/wordprocessingGroup" xmlns:wpi="http://schemas.microsoft.com/office/word/2010/wordprocessingInk" xmlns:wne="http://schemas.microsoft.com/office/word/2006/wordml" xmlns:wps="http://schemas.microsoft.com/office/word/2010/wordprocessingShape" mc:Ignorable="w14 w15 w16se w16cid w16 w16cex w16sdtdh w16sdtfl w16du wp14">
   <w:abstractNum w:abstractNumId="0" w15:restartNumberingAfterBreak="0">
     <w:nsid w:val="09AD5B2F"/>
     <w:multiLevelType w:val="hybridMultilevel"/>
